--- a/video-film-editing/output/05 3.3b Nota Pembelajaran (Kertas Penerangan)/CU C01-C05/3.3b-03 Nota Pembelajaran C01-W03 Classify visual editing format and source (IT-072).docx
+++ b/video-film-editing/output/05 3.3b Nota Pembelajaran (Kertas Penerangan)/CU C01-C05/3.3b-03 Nota Pembelajaran C01-W03 Classify visual editing format and source (IT-072).docx
@@ -748,7 +748,49 @@
     </w:p>
     <w:p>
       <w:r>
-        <w:t>Objektif Pembelajaran: Bakat dapat mengenal pasti jenis-jenis bahan projek mengikut kategori format yang diterima daripada pasukan pengeluaran.</w:t>
+        <w:rPr>
+          <w:b/>
+          <w:sz w:val="26"/>
+        </w:rPr>
+        <w:t>Objektif Pembelajaran</w:t>
+      </w:r>
+    </w:p>
+    <w:p>
+      <w:r>
+        <w:t>Selepas mempelajari topik ini, pelatih dapat:</w:t>
+      </w:r>
+    </w:p>
+    <w:p>
+      <w:pPr>
+        <w:pStyle w:val="ListParagraph"/>
+      </w:pPr>
+      <w:r>
+        <w:t>• Mengenal pasti kategori format bahan projek yang diterima daripada pasukan pengeluaran.</w:t>
+      </w:r>
+    </w:p>
+    <w:p>
+      <w:pPr>
+        <w:pStyle w:val="ListParagraph"/>
+      </w:pPr>
+      <w:r>
+        <w:t>• Menjelaskan perbezaan keperluan ingest bagi setiap kategori bahan.</w:t>
+      </w:r>
+    </w:p>
+    <w:p>
+      <w:pPr>
+        <w:pStyle w:val="ListParagraph"/>
+      </w:pPr>
+      <w:r>
+        <w:t>• Menghubungkan kategori bahan dengan Proses Kerja syarikat.</w:t>
+      </w:r>
+    </w:p>
+    <w:p>
+      <w:r>
+        <w:rPr>
+          <w:b/>
+          <w:sz w:val="26"/>
+        </w:rPr>
+        <w:t>1. Kategori Format Bahan Projek</w:t>
       </w:r>
     </w:p>
     <w:p>
@@ -802,6 +844,15 @@
       </w:pPr>
       <w:r>
         <w:t>• Archive (Library): bahan arkib/simpanan sedia ada syarikat</w:t>
+      </w:r>
+    </w:p>
+    <w:p>
+      <w:r>
+        <w:rPr>
+          <w:b/>
+          <w:sz w:val="26"/>
+        </w:rPr>
+        <w:t>2. Kesan Format terhadap Kerja Ingest</w:t>
       </w:r>
     </w:p>
     <w:p>
@@ -811,7 +862,30 @@
     </w:p>
     <w:p>
       <w:r>
-        <w:t>Kaitan dengan Proses Kerja syarikat: Semasa P02 (Semak format sumber), Editor menyenaraikan semua bahan projek yang diterima (kad kamera, hard disk, arkib) dan mengenal pasti kategori format setiap satu sebelum keputusan transkod dibuat pada peringkat P04 (Ingest &amp; digitasi, CU C02).</w:t>
+        <w:rPr>
+          <w:b/>
+          <w:sz w:val="26"/>
+        </w:rPr>
+        <w:t>3. Kaitan dengan Proses Kerja Syarikat</w:t>
+      </w:r>
+    </w:p>
+    <w:p>
+      <w:r>
+        <w:t>Semasa P02 (Semak format sumber), Editor menyenaraikan semua bahan projek yang diterima (kad kamera, hard disk, arkib) dan mengenal pasti kategori format setiap satu sebelum keputusan transkod dibuat pada peringkat P04 (Ingest &amp; digitasi, CU C02).</w:t>
+      </w:r>
+    </w:p>
+    <w:p>
+      <w:r>
+        <w:rPr>
+          <w:b/>
+          <w:sz w:val="26"/>
+        </w:rPr>
+        <w:t>4. Rumusan</w:t>
+      </w:r>
+    </w:p>
+    <w:p>
+      <w:r>
+        <w:t>Pengenalan kategori format bahan projek pada peringkat awal menentukan strategi ingest dan storan yang betul, mengelakkan isu ketidakserasian pada peringkat transkod.</w:t>
       </w:r>
     </w:p>
     <w:p>
@@ -825,12 +899,63 @@
     </w:p>
     <w:p>
       <w:r>
-        <w:t>Objektif Pembelajaran: Bakat dapat mengenal pasti dan mengesahkan frame rate mengikut spesifikasi produksi.</w:t>
+        <w:rPr>
+          <w:b/>
+          <w:sz w:val="26"/>
+        </w:rPr>
+        <w:t>Objektif Pembelajaran</w:t>
       </w:r>
     </w:p>
     <w:p>
       <w:r>
-        <w:t>Frame rate ialah bilangan bingkai (frame) yang dipaparkan setiap saat, dan ia mesti sepadan antara bahan sumber dan spesifikasi output supaya tiada masalah pergerakan (motion judder) atau ralat pensegerakan audio. Jenis frame rate yang lazim (verbatim CoCU):</w:t>
+        <w:t>Selepas mempelajari topik ini, pelatih dapat:</w:t>
+      </w:r>
+    </w:p>
+    <w:p>
+      <w:pPr>
+        <w:pStyle w:val="ListParagraph"/>
+      </w:pPr>
+      <w:r>
+        <w:t>• Mendefinisikan frame rate dan kepentingannya dalam penyuntingan.</w:t>
+      </w:r>
+    </w:p>
+    <w:p>
+      <w:pPr>
+        <w:pStyle w:val="ListParagraph"/>
+      </w:pPr>
+      <w:r>
+        <w:t>• Mengenal pasti jenis-jenis frame rate standard mengikut CoCU.</w:t>
+      </w:r>
+    </w:p>
+    <w:p>
+      <w:pPr>
+        <w:pStyle w:val="ListParagraph"/>
+      </w:pPr>
+      <w:r>
+        <w:t>• Mengesahkan frame rate mengikut spesifikasi produksi.</w:t>
+      </w:r>
+    </w:p>
+    <w:p>
+      <w:r>
+        <w:rPr>
+          <w:b/>
+          <w:sz w:val="26"/>
+        </w:rPr>
+        <w:t>1. Definisi Frame Rate</w:t>
+      </w:r>
+    </w:p>
+    <w:p>
+      <w:r>
+        <w:t>Frame rate ialah bilangan bingkai (frame) yang dipaparkan setiap saat, dan ia mesti sepadan antara bahan sumber dan spesifikasi output supaya tiada masalah pergerakan (motion judder) atau ralat pensegerakan audio.</w:t>
+      </w:r>
+    </w:p>
+    <w:p>
+      <w:r>
+        <w:rPr>
+          <w:b/>
+          <w:sz w:val="26"/>
+        </w:rPr>
+        <w:t>2. Jenis-jenis Frame Rate (verbatim CoCU)</w:t>
       </w:r>
     </w:p>
     <w:tbl>
@@ -1044,7 +1169,30 @@
     </w:tbl>
     <w:p>
       <w:r>
-        <w:t>Contoh isu praktikal: Jika projek Malaysia (piawai 25fps PAL/50i) menerima footage arkib antarabangsa yang direkod pada 29.97fps NTSC, Editor perlu mengenal pasti percanggahan ini pada peringkat analisis awal supaya proses frame rate conversion (rujuk WA4, Bab "Footage format conversion") dapat dirancang sebelum bahan dimasukkan ke timeline utama — kegagalan berbuat demikian menyebabkan pergerakan tidak lancar (stutter) atau ralat sync audio-visual.</w:t>
+        <w:rPr>
+          <w:b/>
+          <w:sz w:val="26"/>
+        </w:rPr>
+        <w:t>3. Contoh Isu Praktikal</w:t>
+      </w:r>
+    </w:p>
+    <w:p>
+      <w:r>
+        <w:t>Jika projek Malaysia (piawai 25fps PAL/50i) menerima footage arkib antarabangsa yang direkod pada 29.97fps NTSC, Editor perlu mengenal pasti percanggahan ini pada peringkat analisis awal supaya proses frame rate conversion (rujuk WA4, Bab "Footage format conversion") dapat dirancang sebelum bahan dimasukkan ke timeline utama — kegagalan berbuat demikian menyebabkan pergerakan tidak lancar (stutter) atau ralat sync audio-visual.</w:t>
+      </w:r>
+    </w:p>
+    <w:p>
+      <w:r>
+        <w:rPr>
+          <w:b/>
+          <w:sz w:val="26"/>
+        </w:rPr>
+        <w:t>4. Rumusan</w:t>
+      </w:r>
+    </w:p>
+    <w:p>
+      <w:r>
+        <w:t>Pengesahan frame rate awal mengelakkan masalah pergerakan tidak lancar dan ralat sinkronisasi audio-visual sepanjang proses editing.</w:t>
       </w:r>
     </w:p>
     <w:p>
@@ -1058,12 +1206,16 @@
     </w:p>
     <w:p>
       <w:r>
-        <w:t>Objektif Pembelajaran: Bakat dapat menentukan jenis scanning lines mengikut spesifikasi produksi.</w:t>
+        <w:rPr>
+          <w:b/>
+          <w:sz w:val="26"/>
+        </w:rPr>
+        <w:t>Objektif Pembelajaran</w:t>
       </w:r>
     </w:p>
     <w:p>
       <w:r>
-        <w:t>Dua jenis scanning lines yang perlu dikenal pasti:</w:t>
+        <w:t>Selepas mempelajari topik ini, pelatih dapat:</w:t>
       </w:r>
     </w:p>
     <w:p>
@@ -1071,7 +1223,7 @@
         <w:pStyle w:val="ListParagraph"/>
       </w:pPr>
       <w:r>
-        <w:t>• Interlaced (i) — setiap bingkai video dipaparkan dalam dua medan (field) berselang-seli — garisan ganjil dahulu, kemudian garisan genap — teknik ini digunakan dalam siaran TV tradisional (contoh: 1080i, 50i, 60i) untuk menjimatkan lebar jalur (bandwidth) semasa penghantaran.</w:t>
+        <w:t>• Membezakan scanning lines interlaced dan progressive.</w:t>
       </w:r>
     </w:p>
     <w:p>
@@ -1079,12 +1231,71 @@
         <w:pStyle w:val="ListParagraph"/>
       </w:pPr>
       <w:r>
-        <w:t>• Progressive (p) — setiap bingkai dipaparkan secara penuh serentak (contoh: 1080p, 720p) — memberikan imej yang lebih tajam dan lancar, standard untuk kandungan web dan digital moden.</w:t>
+        <w:t>• Menjelaskan kesan pencampuran kedua-dua jenis dalam satu timeline.</w:t>
+      </w:r>
+    </w:p>
+    <w:p>
+      <w:pPr>
+        <w:pStyle w:val="ListParagraph"/>
+      </w:pPr>
+      <w:r>
+        <w:t>• Menentukan jenis scanning lines mengikut spesifikasi produksi.</w:t>
+      </w:r>
+    </w:p>
+    <w:p>
+      <w:r>
+        <w:rPr>
+          <w:b/>
+          <w:sz w:val="26"/>
+        </w:rPr>
+        <w:t>1. Interlaced (i)</w:t>
+      </w:r>
+    </w:p>
+    <w:p>
+      <w:r>
+        <w:t>Setiap bingkai video dipaparkan dalam dua medan (field) berselang-seli — garisan ganjil dahulu, kemudian garisan genap — teknik ini digunakan dalam siaran TV tradisional (contoh: 1080i, 50i, 60i) untuk menjimatkan lebar jalur (bandwidth) semasa penghantaran.</w:t>
+      </w:r>
+    </w:p>
+    <w:p>
+      <w:r>
+        <w:rPr>
+          <w:b/>
+          <w:sz w:val="26"/>
+        </w:rPr>
+        <w:t>2. Progressive (p)</w:t>
+      </w:r>
+    </w:p>
+    <w:p>
+      <w:r>
+        <w:t>Setiap bingkai dipaparkan secara penuh serentak (contoh: 1080p, 720p) — memberikan imej yang lebih tajam dan lancar, standard untuk kandungan web dan digital moden.</w:t>
+      </w:r>
+    </w:p>
+    <w:p>
+      <w:r>
+        <w:rPr>
+          <w:b/>
+          <w:sz w:val="26"/>
+        </w:rPr>
+        <w:t>3. Kesan Pencampuran Tanpa Penukaran Betul</w:t>
       </w:r>
     </w:p>
     <w:p>
       <w:r>
         <w:t>Editor perlu mengenal pasti jenis scanning lines kerana bahan interlaced memerlukan proses deinterlacing sebelum boleh dieksport dalam format progressive (contoh: untuk platform web/streaming), manakala pencampuran bahan interlaced dan progressive dalam satu timeline tanpa penukaran yang betul akan menghasilkan kesan "combing" (garis bergerigi) pada pergerakan pantas.</w:t>
+      </w:r>
+    </w:p>
+    <w:p>
+      <w:r>
+        <w:rPr>
+          <w:b/>
+          <w:sz w:val="26"/>
+        </w:rPr>
+        <w:t>4. Rumusan</w:t>
+      </w:r>
+    </w:p>
+    <w:p>
+      <w:r>
+        <w:t>Mengenal pasti jenis scanning lines menentukan sama ada proses deinterlacing diperlukan sebelum output akhir dihasilkan.</w:t>
       </w:r>
     </w:p>
     <w:p>
@@ -1098,12 +1309,63 @@
     </w:p>
     <w:p>
       <w:r>
-        <w:t>Objektif Pembelajaran: Bakat dapat menentukan aspect ratio mengikut spesifikasi produksi.</w:t>
+        <w:rPr>
+          <w:b/>
+          <w:sz w:val="26"/>
+        </w:rPr>
+        <w:t>Objektif Pembelajaran</w:t>
       </w:r>
     </w:p>
     <w:p>
       <w:r>
-        <w:t>Aspect ratio ialah nisbah lebar kepada tinggi bagi bingkai visual. Jenis-jenis aspect ratio (verbatim CoCU):</w:t>
+        <w:t>Selepas mempelajari topik ini, pelatih dapat:</w:t>
+      </w:r>
+    </w:p>
+    <w:p>
+      <w:pPr>
+        <w:pStyle w:val="ListParagraph"/>
+      </w:pPr>
+      <w:r>
+        <w:t>• Mendefinisikan aspect ratio dan kepentingannya dalam penyuntingan.</w:t>
+      </w:r>
+    </w:p>
+    <w:p>
+      <w:pPr>
+        <w:pStyle w:val="ListParagraph"/>
+      </w:pPr>
+      <w:r>
+        <w:t>• Mengenal pasti jenis-jenis aspect ratio standard mengikut CoCU.</w:t>
+      </w:r>
+    </w:p>
+    <w:p>
+      <w:pPr>
+        <w:pStyle w:val="ListParagraph"/>
+      </w:pPr>
+      <w:r>
+        <w:t>• Menentukan aspect ratio mengikut spesifikasi produksi.</w:t>
+      </w:r>
+    </w:p>
+    <w:p>
+      <w:r>
+        <w:rPr>
+          <w:b/>
+          <w:sz w:val="26"/>
+        </w:rPr>
+        <w:t>1. Definisi Aspect Ratio</w:t>
+      </w:r>
+    </w:p>
+    <w:p>
+      <w:r>
+        <w:t>Aspect ratio ialah nisbah lebar kepada tinggi bagi bingkai visual.</w:t>
+      </w:r>
+    </w:p>
+    <w:p>
+      <w:r>
+        <w:rPr>
+          <w:b/>
+          <w:sz w:val="26"/>
+        </w:rPr>
+        <w:t>2. Jenis-jenis Aspect Ratio (verbatim CoCU)</w:t>
       </w:r>
     </w:p>
     <w:tbl>
@@ -1339,7 +1601,30 @@
     </w:tbl>
     <w:p>
       <w:r>
+        <w:rPr>
+          <w:b/>
+          <w:sz w:val="26"/>
+        </w:rPr>
+        <w:t>3. Keputusan Konversi Aspect Ratio</w:t>
+      </w:r>
+    </w:p>
+    <w:p>
+      <w:r>
         <w:t>Editor mesti mengesahkan aspect ratio sumber berbanding output yang disasarkan (contoh: kandungan arkib 4:3 untuk dipaparkan dalam output 16:9 moden) supaya keputusan sama ada menggunakan letter box, pillar box, crop, atau reframe dapat dibuat secara sedar dan konsisten merentasi keseluruhan projek.</w:t>
+      </w:r>
+    </w:p>
+    <w:p>
+      <w:r>
+        <w:rPr>
+          <w:b/>
+          <w:sz w:val="26"/>
+        </w:rPr>
+        <w:t>4. Rumusan</w:t>
+      </w:r>
+    </w:p>
+    <w:p>
+      <w:r>
+        <w:t>Kesahihan aspect ratio antara sumber dan output menentukan keputusan letter box/pillar box/crop yang konsisten sepanjang projek.</w:t>
       </w:r>
     </w:p>
     <w:p>
@@ -1353,12 +1638,63 @@
     </w:p>
     <w:p>
       <w:r>
-        <w:t>Objektif Pembelajaran: Bakat dapat menentukan frame dimension (resolusi piksel) mengikut spesifikasi produksi.</w:t>
+        <w:rPr>
+          <w:b/>
+          <w:sz w:val="26"/>
+        </w:rPr>
+        <w:t>Objektif Pembelajaran</w:t>
       </w:r>
     </w:p>
     <w:p>
       <w:r>
-        <w:t>Frame dimension merujuk kepada resolusi sebenar bingkai video dalam unit piksel (lebar x tinggi). Nilai-nilai standard (verbatim CoCU):</w:t>
+        <w:t>Selepas mempelajari topik ini, pelatih dapat:</w:t>
+      </w:r>
+    </w:p>
+    <w:p>
+      <w:pPr>
+        <w:pStyle w:val="ListParagraph"/>
+      </w:pPr>
+      <w:r>
+        <w:t>• Mendefinisikan frame dimension (resolusi piksel).</w:t>
+      </w:r>
+    </w:p>
+    <w:p>
+      <w:pPr>
+        <w:pStyle w:val="ListParagraph"/>
+      </w:pPr>
+      <w:r>
+        <w:t>• Mengenal pasti nilai frame dimension standard mengikut CoCU.</w:t>
+      </w:r>
+    </w:p>
+    <w:p>
+      <w:pPr>
+        <w:pStyle w:val="ListParagraph"/>
+      </w:pPr>
+      <w:r>
+        <w:t>• Menentukan frame dimension mengikut spesifikasi produksi.</w:t>
+      </w:r>
+    </w:p>
+    <w:p>
+      <w:r>
+        <w:rPr>
+          <w:b/>
+          <w:sz w:val="26"/>
+        </w:rPr>
+        <w:t>1. Definisi Frame Dimension</w:t>
+      </w:r>
+    </w:p>
+    <w:p>
+      <w:r>
+        <w:t>Frame dimension merujuk kepada resolusi sebenar bingkai video dalam unit piksel (lebar x tinggi).</w:t>
+      </w:r>
+    </w:p>
+    <w:p>
+      <w:r>
+        <w:rPr>
+          <w:b/>
+          <w:sz w:val="26"/>
+        </w:rPr>
+        <w:t>2. Nilai-nilai Standard (verbatim CoCU)</w:t>
       </w:r>
     </w:p>
     <w:tbl>
@@ -1506,7 +1842,30 @@
     </w:tbl>
     <w:p>
       <w:r>
+        <w:rPr>
+          <w:b/>
+          <w:sz w:val="26"/>
+        </w:rPr>
+        <w:t>3. Kaitan dengan Sequence Settings</w:t>
+      </w:r>
+    </w:p>
+    <w:p>
+      <w:r>
         <w:t>Frame dimension mesti sepadan dengan sequence settings dalam perisian editing (NLE) supaya bahan sumber tidak dipaparkan dengan herotan (distortion) atau kualiti terjejas akibat scaling yang tidak betul. Bahan berpiksel bukan segi empat sama (contoh: 1440x1080 HDV) memerlukan tetapan pixel aspect ratio yang betul dalam perisian editing untuk memastikan paparan kekal berkadar (proportional).</w:t>
+      </w:r>
+    </w:p>
+    <w:p>
+      <w:r>
+        <w:rPr>
+          <w:b/>
+          <w:sz w:val="26"/>
+        </w:rPr>
+        <w:t>4. Rumusan</w:t>
+      </w:r>
+    </w:p>
+    <w:p>
+      <w:r>
+        <w:t>Frame dimension yang disahkan awal dan sepadan dengan sequence settings mengelakkan herotan dan kemerosotan kualiti visual akibat scaling yang tidak betul.</w:t>
       </w:r>
     </w:p>
     <w:p>

--- a/video-film-editing/output/05 3.3b Nota Pembelajaran (Kertas Penerangan)/CU C01-C05/3.3b-03 Nota Pembelajaran C01-W03 Classify visual editing format and source (IT-072).docx
+++ b/video-film-editing/output/05 3.3b Nota Pembelajaran (Kertas Penerangan)/CU C01-C05/3.3b-03 Nota Pembelajaran C01-W03 Classify visual editing format and source (IT-072).docx
@@ -4,8 +4,9 @@
   <w:body>
     <w:tbl>
       <w:tblPr>
+        <w:tblStyle w:val="TableGrid"/>
         <w:tblW w:w="9699" w:type="dxa"/>
-        <w:tblLayout w:type="fixed"/>
+        <w:tblLayout w:type="autofit"/>
         <w:tblLook w:val="0000" w:firstRow="0" w:lastRow="0" w:firstColumn="0" w:lastColumn="0" w:noHBand="0" w:noVBand="0"/>
       </w:tblPr>
       <w:tblGrid>
@@ -17,6 +18,8 @@
       <w:tr>
         <w:trPr>
           <w:trHeight w:val="3230"/>
+          <w:tblHeader w:val="true"/>
+          <w:cantSplit w:val="true"/>
         </w:trPr>
         <w:tc>
           <w:tcPr>
@@ -26,6 +29,13 @@
               <w:left w:val="single" w:sz="4" w:space="0" w:color="auto"/>
               <w:bottom w:val="single" w:sz="4" w:space="0" w:color="000000"/>
             </w:tcBorders>
+            <w:tcMar>
+              <w:top w:w="57" w:type="dxa"/>
+              <w:left w:w="57" w:type="dxa"/>
+              <w:bottom w:w="57" w:type="dxa"/>
+              <w:right w:w="57" w:type="dxa"/>
+            </w:tcMar>
+            <w:shd w:val="clear" w:color="auto" w:fill="D9D9D9"/>
           </w:tcPr>
           <w:p>
             <w:pPr>
@@ -60,6 +70,27 @@
               <w:bottom w:val="single" w:sz="4" w:space="0" w:color="000000"/>
               <w:right w:val="single" w:sz="4" w:space="0" w:color="auto"/>
             </w:tcBorders>
+            <w:tcMar>
+              <w:top w:w="57" w:type="dxa"/>
+              <w:left w:w="57" w:type="dxa"/>
+              <w:bottom w:w="57" w:type="dxa"/>
+              <w:right w:w="57" w:type="dxa"/>
+            </w:tcMar>
+            <w:shd w:val="clear" w:color="auto" w:fill="D9D9D9"/>
+            <w:tcMar>
+              <w:top w:w="57" w:type="dxa"/>
+              <w:left w:w="57" w:type="dxa"/>
+              <w:bottom w:w="57" w:type="dxa"/>
+              <w:right w:w="57" w:type="dxa"/>
+            </w:tcMar>
+            <w:shd w:val="clear" w:color="auto" w:fill="D9D9D9"/>
+            <w:tcMar>
+              <w:top w:w="57" w:type="dxa"/>
+              <w:left w:w="57" w:type="dxa"/>
+              <w:bottom w:w="57" w:type="dxa"/>
+              <w:right w:w="57" w:type="dxa"/>
+            </w:tcMar>
+            <w:shd w:val="clear" w:color="auto" w:fill="D9D9D9"/>
           </w:tcPr>
           <w:p>
             <w:pPr>
@@ -71,7 +102,11 @@
             </w:pPr>
             <w:r>
               <w:rPr>
+                <w:rFonts w:ascii="Arial" w:hAnsi="Arial" w:cs="Arial"/>
+                <w:b/>
                 <w:noProof/>
+                <w:color w:val="000000"/>
+                <w:sz w:val="20"/>
               </w:rPr>
               <w:pict w14:anchorId="1A6FD23B">
                 <v:shapetype id="_x0000_t202" coordsize="21600,21600" o:spt="202" path="m,l,21600r21600,l21600,xe">
@@ -259,6 +294,7 @@
       <w:tr>
         <w:trPr>
           <w:trHeight w:val="971"/>
+          <w:cantSplit w:val="true"/>
         </w:trPr>
         <w:tc>
           <w:tcPr>
@@ -269,6 +305,12 @@
               <w:bottom w:val="single" w:sz="4" w:space="0" w:color="000000"/>
             </w:tcBorders>
             <w:vAlign w:val="center"/>
+            <w:tcMar>
+              <w:top w:w="57" w:type="dxa"/>
+              <w:left w:w="57" w:type="dxa"/>
+              <w:bottom w:w="57" w:type="dxa"/>
+              <w:right w:w="57" w:type="dxa"/>
+            </w:tcMar>
           </w:tcPr>
           <w:p>
             <w:pPr>
@@ -284,6 +326,8 @@
               <w:rPr>
                 <w:rFonts w:ascii="Arial" w:eastAsia="Arial" w:hAnsi="Arial" w:cs="Arial"/>
                 <w:b/>
+                <w:color w:val="000000"/>
+                <w:sz w:val="20"/>
               </w:rPr>
               <w:t xml:space="preserve">KOD NAMA DAN PROGRAM / </w:t>
             </w:r>
@@ -291,6 +335,8 @@
               <w:rPr>
                 <w:rFonts w:ascii="Arial" w:eastAsia="Arial" w:hAnsi="Arial" w:cs="Arial"/>
                 <w:i/>
+                <w:color w:val="000000"/>
+                <w:sz w:val="20"/>
               </w:rPr>
               <w:t>PROGRAM CODE AND NAME</w:t>
             </w:r>
@@ -307,9 +353,32 @@
               <w:right w:val="single" w:sz="4" w:space="0" w:color="auto"/>
             </w:tcBorders>
             <w:vAlign w:val="center"/>
+            <w:tcMar>
+              <w:top w:w="57" w:type="dxa"/>
+              <w:left w:w="57" w:type="dxa"/>
+              <w:bottom w:w="57" w:type="dxa"/>
+              <w:right w:w="57" w:type="dxa"/>
+            </w:tcMar>
+            <w:tcMar>
+              <w:top w:w="57" w:type="dxa"/>
+              <w:left w:w="57" w:type="dxa"/>
+              <w:bottom w:w="57" w:type="dxa"/>
+              <w:right w:w="57" w:type="dxa"/>
+            </w:tcMar>
+            <w:tcMar>
+              <w:top w:w="57" w:type="dxa"/>
+              <w:left w:w="57" w:type="dxa"/>
+              <w:bottom w:w="57" w:type="dxa"/>
+              <w:right w:w="57" w:type="dxa"/>
+            </w:tcMar>
           </w:tcPr>
           <w:p>
             <w:r>
+              <w:rPr>
+                <w:rFonts w:ascii="Arial" w:hAnsi="Arial" w:cs="Arial"/>
+                <w:color w:val="000000"/>
+                <w:sz w:val="20"/>
+              </w:rPr>
               <w:t>IT-072-3:2012 VIDEO / FILM (EDITING)</w:t>
             </w:r>
           </w:p>
@@ -318,6 +387,7 @@
       <w:tr>
         <w:trPr>
           <w:trHeight w:val="1160"/>
+          <w:cantSplit w:val="true"/>
         </w:trPr>
         <w:tc>
           <w:tcPr>
@@ -328,6 +398,12 @@
               <w:bottom w:val="single" w:sz="4" w:space="0" w:color="000000"/>
             </w:tcBorders>
             <w:vAlign w:val="center"/>
+            <w:tcMar>
+              <w:top w:w="57" w:type="dxa"/>
+              <w:left w:w="57" w:type="dxa"/>
+              <w:bottom w:w="57" w:type="dxa"/>
+              <w:right w:w="57" w:type="dxa"/>
+            </w:tcMar>
           </w:tcPr>
           <w:p>
             <w:pPr>
@@ -360,12 +436,16 @@
               <w:rPr>
                 <w:rFonts w:ascii="Arial" w:eastAsia="Arial" w:hAnsi="Arial" w:cs="Arial"/>
                 <w:b/>
+                <w:color w:val="000000"/>
+                <w:sz w:val="20"/>
               </w:rPr>
               <w:t xml:space="preserve">TAHAP / </w:t>
             </w:r>
             <w:r>
               <w:rPr>
                 <w:rFonts w:ascii="Arial" w:eastAsia="Arial" w:hAnsi="Arial" w:cs="Arial"/>
+                <w:color w:val="000000"/>
+                <w:sz w:val="20"/>
               </w:rPr>
               <w:t>LEVEL</w:t>
             </w:r>
@@ -382,9 +462,32 @@
               <w:right w:val="single" w:sz="4" w:space="0" w:color="auto"/>
             </w:tcBorders>
             <w:vAlign w:val="center"/>
+            <w:tcMar>
+              <w:top w:w="57" w:type="dxa"/>
+              <w:left w:w="57" w:type="dxa"/>
+              <w:bottom w:w="57" w:type="dxa"/>
+              <w:right w:w="57" w:type="dxa"/>
+            </w:tcMar>
+            <w:tcMar>
+              <w:top w:w="57" w:type="dxa"/>
+              <w:left w:w="57" w:type="dxa"/>
+              <w:bottom w:w="57" w:type="dxa"/>
+              <w:right w:w="57" w:type="dxa"/>
+            </w:tcMar>
+            <w:tcMar>
+              <w:top w:w="57" w:type="dxa"/>
+              <w:left w:w="57" w:type="dxa"/>
+              <w:bottom w:w="57" w:type="dxa"/>
+              <w:right w:w="57" w:type="dxa"/>
+            </w:tcMar>
           </w:tcPr>
           <w:p>
             <w:r>
+              <w:rPr>
+                <w:rFonts w:ascii="Arial" w:hAnsi="Arial" w:cs="Arial"/>
+                <w:color w:val="000000"/>
+                <w:sz w:val="20"/>
+              </w:rPr>
               <w:t>3</w:t>
             </w:r>
           </w:p>
@@ -393,6 +496,7 @@
       <w:tr>
         <w:trPr>
           <w:trHeight w:val="1169"/>
+          <w:cantSplit w:val="true"/>
         </w:trPr>
         <w:tc>
           <w:tcPr>
@@ -403,6 +507,12 @@
               <w:bottom w:val="single" w:sz="4" w:space="0" w:color="000000"/>
             </w:tcBorders>
             <w:vAlign w:val="center"/>
+            <w:tcMar>
+              <w:top w:w="57" w:type="dxa"/>
+              <w:left w:w="57" w:type="dxa"/>
+              <w:bottom w:w="57" w:type="dxa"/>
+              <w:right w:w="57" w:type="dxa"/>
+            </w:tcMar>
           </w:tcPr>
           <w:p>
             <w:pPr>
@@ -437,6 +547,8 @@
               <w:rPr>
                 <w:rFonts w:ascii="Arial" w:eastAsia="Arial" w:hAnsi="Arial" w:cs="Arial"/>
                 <w:b/>
+                <w:color w:val="000000"/>
+                <w:sz w:val="20"/>
               </w:rPr>
               <w:t>NO DAN TAJUK UNIT KOMPETENSI /</w:t>
             </w:r>
@@ -444,6 +556,8 @@
               <w:rPr>
                 <w:rFonts w:ascii="Arial" w:eastAsia="Arial" w:hAnsi="Arial" w:cs="Arial"/>
                 <w:i/>
+                <w:color w:val="000000"/>
+                <w:sz w:val="20"/>
               </w:rPr>
               <w:t xml:space="preserve"> COMPETENCY UNIT CODE AND TITLE</w:t>
             </w:r>
@@ -460,9 +574,32 @@
               <w:right w:val="single" w:sz="4" w:space="0" w:color="auto"/>
             </w:tcBorders>
             <w:vAlign w:val="center"/>
+            <w:tcMar>
+              <w:top w:w="57" w:type="dxa"/>
+              <w:left w:w="57" w:type="dxa"/>
+              <w:bottom w:w="57" w:type="dxa"/>
+              <w:right w:w="57" w:type="dxa"/>
+            </w:tcMar>
+            <w:tcMar>
+              <w:top w:w="57" w:type="dxa"/>
+              <w:left w:w="57" w:type="dxa"/>
+              <w:bottom w:w="57" w:type="dxa"/>
+              <w:right w:w="57" w:type="dxa"/>
+            </w:tcMar>
+            <w:tcMar>
+              <w:top w:w="57" w:type="dxa"/>
+              <w:left w:w="57" w:type="dxa"/>
+              <w:bottom w:w="57" w:type="dxa"/>
+              <w:right w:w="57" w:type="dxa"/>
+            </w:tcMar>
           </w:tcPr>
           <w:p>
             <w:r>
+              <w:rPr>
+                <w:rFonts w:ascii="Arial" w:hAnsi="Arial" w:cs="Arial"/>
+                <w:color w:val="000000"/>
+                <w:sz w:val="20"/>
+              </w:rPr>
               <w:t>IT-072-3:2012-C01 / VISUAL EDITING PROJECT ANALYSIS</w:t>
             </w:r>
           </w:p>
@@ -471,6 +608,7 @@
       <w:tr>
         <w:trPr>
           <w:trHeight w:val="2910"/>
+          <w:cantSplit w:val="true"/>
         </w:trPr>
         <w:tc>
           <w:tcPr>
@@ -481,6 +619,12 @@
               <w:bottom w:val="single" w:sz="4" w:space="0" w:color="000000"/>
             </w:tcBorders>
             <w:vAlign w:val="center"/>
+            <w:tcMar>
+              <w:top w:w="57" w:type="dxa"/>
+              <w:left w:w="57" w:type="dxa"/>
+              <w:bottom w:w="57" w:type="dxa"/>
+              <w:right w:w="57" w:type="dxa"/>
+            </w:tcMar>
           </w:tcPr>
           <w:p>
             <w:pPr>
@@ -499,6 +643,8 @@
               <w:rPr>
                 <w:rFonts w:ascii="Arial" w:eastAsia="Arial" w:hAnsi="Arial" w:cs="Arial"/>
                 <w:b/>
+                <w:color w:val="000000"/>
+                <w:sz w:val="20"/>
               </w:rPr>
               <w:t xml:space="preserve">NO DAN PENYATAAN AKTIVITI / </w:t>
             </w:r>
@@ -506,6 +652,8 @@
               <w:rPr>
                 <w:rFonts w:ascii="Arial" w:eastAsia="Arial" w:hAnsi="Arial" w:cs="Arial"/>
                 <w:i/>
+                <w:color w:val="000000"/>
+                <w:sz w:val="20"/>
               </w:rPr>
               <w:t>WORK ACTIVITIES NO. AND STATEMENT</w:t>
             </w:r>
@@ -522,9 +670,32 @@
               <w:right w:val="single" w:sz="4" w:space="0" w:color="auto"/>
             </w:tcBorders>
             <w:vAlign w:val="center"/>
+            <w:tcMar>
+              <w:top w:w="57" w:type="dxa"/>
+              <w:left w:w="57" w:type="dxa"/>
+              <w:bottom w:w="57" w:type="dxa"/>
+              <w:right w:w="57" w:type="dxa"/>
+            </w:tcMar>
+            <w:tcMar>
+              <w:top w:w="57" w:type="dxa"/>
+              <w:left w:w="57" w:type="dxa"/>
+              <w:bottom w:w="57" w:type="dxa"/>
+              <w:right w:w="57" w:type="dxa"/>
+            </w:tcMar>
+            <w:tcMar>
+              <w:top w:w="57" w:type="dxa"/>
+              <w:left w:w="57" w:type="dxa"/>
+              <w:bottom w:w="57" w:type="dxa"/>
+              <w:right w:w="57" w:type="dxa"/>
+            </w:tcMar>
           </w:tcPr>
           <w:p>
             <w:r>
+              <w:rPr>
+                <w:rFonts w:ascii="Arial" w:hAnsi="Arial" w:cs="Arial"/>
+                <w:color w:val="000000"/>
+                <w:sz w:val="20"/>
+              </w:rPr>
               <w:t>IT-072-3:2012-C01-W03 / Classify visual editing format and source</w:t>
             </w:r>
           </w:p>
@@ -533,6 +704,7 @@
       <w:tr>
         <w:trPr>
           <w:trHeight w:val="755"/>
+          <w:cantSplit w:val="true"/>
         </w:trPr>
         <w:tc>
           <w:tcPr>
@@ -543,6 +715,12 @@
               <w:bottom w:val="single" w:sz="4" w:space="0" w:color="auto"/>
             </w:tcBorders>
             <w:vAlign w:val="center"/>
+            <w:tcMar>
+              <w:top w:w="57" w:type="dxa"/>
+              <w:left w:w="57" w:type="dxa"/>
+              <w:bottom w:w="57" w:type="dxa"/>
+              <w:right w:w="57" w:type="dxa"/>
+            </w:tcMar>
           </w:tcPr>
           <w:p>
             <w:pPr>
@@ -576,6 +754,8 @@
               <w:rPr>
                 <w:rFonts w:ascii="Arial" w:eastAsia="Arial" w:hAnsi="Arial" w:cs="Arial"/>
                 <w:b/>
+                <w:color w:val="000000"/>
+                <w:sz w:val="20"/>
               </w:rPr>
               <w:t>NO</w:t>
             </w:r>
@@ -583,6 +763,8 @@
               <w:rPr>
                 <w:rFonts w:ascii="Arial" w:eastAsia="Arial" w:hAnsi="Arial" w:cs="Arial"/>
                 <w:b/>
+                <w:color w:val="000000"/>
+                <w:sz w:val="20"/>
               </w:rPr>
               <w:t>.</w:t>
             </w:r>
@@ -590,6 +772,8 @@
               <w:rPr>
                 <w:rFonts w:ascii="Arial" w:eastAsia="Arial" w:hAnsi="Arial" w:cs="Arial"/>
                 <w:b/>
+                <w:color w:val="000000"/>
+                <w:sz w:val="20"/>
               </w:rPr>
               <w:t xml:space="preserve"> KOD / </w:t>
             </w:r>
@@ -599,6 +783,8 @@
                 <w:bCs/>
                 <w:i/>
                 <w:iCs/>
+                <w:color w:val="000000"/>
+                <w:sz w:val="20"/>
               </w:rPr>
               <w:t>CODE N</w:t>
             </w:r>
@@ -608,6 +794,8 @@
                 <w:bCs/>
                 <w:i/>
                 <w:iCs/>
+                <w:color w:val="000000"/>
+                <w:sz w:val="20"/>
               </w:rPr>
               <w:t>O.</w:t>
             </w:r>
@@ -622,9 +810,20 @@
               <w:bottom w:val="single" w:sz="4" w:space="0" w:color="auto"/>
             </w:tcBorders>
             <w:vAlign w:val="center"/>
+            <w:tcMar>
+              <w:top w:w="57" w:type="dxa"/>
+              <w:left w:w="57" w:type="dxa"/>
+              <w:bottom w:w="57" w:type="dxa"/>
+              <w:right w:w="57" w:type="dxa"/>
+            </w:tcMar>
           </w:tcPr>
           <w:p>
             <w:r>
+              <w:rPr>
+                <w:rFonts w:ascii="Arial" w:hAnsi="Arial" w:cs="Arial"/>
+                <w:color w:val="000000"/>
+                <w:sz w:val="20"/>
+              </w:rPr>
               <w:t>IT-072-3:2012-C01/NP(3/5)</w:t>
             </w:r>
           </w:p>
@@ -639,9 +838,20 @@
               <w:right w:val="single" w:sz="4" w:space="0" w:color="auto"/>
             </w:tcBorders>
             <w:vAlign w:val="center"/>
+            <w:tcMar>
+              <w:top w:w="57" w:type="dxa"/>
+              <w:left w:w="57" w:type="dxa"/>
+              <w:bottom w:w="57" w:type="dxa"/>
+              <w:right w:w="57" w:type="dxa"/>
+            </w:tcMar>
           </w:tcPr>
           <w:p>
             <w:r>
+              <w:rPr>
+                <w:rFonts w:ascii="Arial" w:hAnsi="Arial" w:cs="Arial"/>
+                <w:color w:val="000000"/>
+                <w:sz w:val="20"/>
+              </w:rPr>
               <w:t>Muka Surat/Page:</w:t>
               <w:br/>
               <w:t>Drpd/ Of::</w:t>
@@ -658,9 +868,20 @@
               <w:right w:val="single" w:sz="4" w:space="0" w:color="auto"/>
             </w:tcBorders>
             <w:vAlign w:val="center"/>
+            <w:tcMar>
+              <w:top w:w="57" w:type="dxa"/>
+              <w:left w:w="57" w:type="dxa"/>
+              <w:bottom w:w="57" w:type="dxa"/>
+              <w:right w:w="57" w:type="dxa"/>
+            </w:tcMar>
           </w:tcPr>
           <w:p>
             <w:r>
+              <w:rPr>
+                <w:rFonts w:ascii="Arial" w:hAnsi="Arial" w:cs="Arial"/>
+                <w:color w:val="000000"/>
+                <w:sz w:val="20"/>
+              </w:rPr>
               <w:t>[TBD: no. muka surat]</w:t>
               <w:br/>
               <w:t>31</w:t>
@@ -670,290 +891,580 @@
       </w:tr>
     </w:tbl>
     <w:p>
+      <w:pPr>
+        <w:spacing w:before="120" w:after="120" w:line="276" w:lineRule="auto"/>
+        <w:jc w:val="left"/>
+      </w:pPr>
       <w:r>
         <w:rPr>
+          <w:rFonts w:ascii="Arial" w:hAnsi="Arial" w:cs="Arial"/>
           <w:b/>
+          <w:color w:val="000000"/>
+          <w:sz w:val="22"/>
         </w:rPr>
         <w:t>TAJUK:</w:t>
       </w:r>
     </w:p>
     <w:p>
+      <w:pPr>
+        <w:spacing w:line="276" w:lineRule="auto" w:after="120"/>
+        <w:jc w:val="left"/>
+      </w:pPr>
       <w:r>
+        <w:rPr>
+          <w:rFonts w:ascii="Arial" w:hAnsi="Arial" w:cs="Arial"/>
+          <w:color w:val="000000"/>
+          <w:sz w:val="22"/>
+        </w:rPr>
         <w:t>Mengklasifikasikan Format dan Sumber Penyuntingan Visual (Classifying Visual Editing Format and Source)</w:t>
       </w:r>
     </w:p>
     <w:p/>
     <w:p>
+      <w:pPr>
+        <w:spacing w:before="120" w:after="120" w:line="276" w:lineRule="auto"/>
+        <w:jc w:val="left"/>
+      </w:pPr>
       <w:r>
         <w:rPr>
+          <w:rFonts w:ascii="Arial" w:hAnsi="Arial" w:cs="Arial"/>
           <w:b/>
+          <w:color w:val="000000"/>
+          <w:sz w:val="22"/>
         </w:rPr>
         <w:t>TUJUAN:</w:t>
       </w:r>
     </w:p>
     <w:p>
+      <w:pPr>
+        <w:spacing w:line="276" w:lineRule="auto" w:after="120"/>
+        <w:jc w:val="left"/>
+      </w:pPr>
       <w:r>
+        <w:rPr>
+          <w:rFonts w:ascii="Arial" w:hAnsi="Arial" w:cs="Arial"/>
+          <w:color w:val="000000"/>
+          <w:sz w:val="22"/>
+        </w:rPr>
         <w:t>Nota Pembelajaran ini bertujuan untuk membimbing Bakat memahami dan menguasai proses mengklasifikasikan format dan sumber bahan projek penyuntingan visual, merangkumi jenis bahan projek, frame rate, scanning lines, aspect ratio, dan frame dimension. Selepas melalui nota ini, Bakat akan berupaya untuk:</w:t>
       </w:r>
     </w:p>
     <w:p>
       <w:pPr>
         <w:pStyle w:val="ListParagraph"/>
+        <w:spacing w:line="276" w:lineRule="auto" w:after="40"/>
+        <w:ind w:left="357" w:hanging="357"/>
+        <w:jc w:val="left"/>
       </w:pPr>
       <w:r>
+        <w:rPr>
+          <w:rFonts w:ascii="Arial" w:hAnsi="Arial" w:cs="Arial"/>
+          <w:color w:val="000000"/>
+          <w:sz w:val="22"/>
+        </w:rPr>
         <w:t>• Menentukan jenis bahan projek mengikut keperluan projek.</w:t>
       </w:r>
     </w:p>
     <w:p>
       <w:pPr>
         <w:pStyle w:val="ListParagraph"/>
+        <w:spacing w:line="276" w:lineRule="auto" w:after="40"/>
+        <w:ind w:left="357" w:hanging="357"/>
+        <w:jc w:val="left"/>
       </w:pPr>
       <w:r>
+        <w:rPr>
+          <w:rFonts w:ascii="Arial" w:hAnsi="Arial" w:cs="Arial"/>
+          <w:color w:val="000000"/>
+          <w:sz w:val="22"/>
+        </w:rPr>
         <w:t>• Mengenal pasti frame rate dan aspect ratio mengikut spesifikasi produksi.</w:t>
       </w:r>
     </w:p>
     <w:p>
       <w:pPr>
         <w:pStyle w:val="ListParagraph"/>
+        <w:spacing w:line="276" w:lineRule="auto" w:after="40"/>
+        <w:ind w:left="357" w:hanging="357"/>
+        <w:jc w:val="left"/>
       </w:pPr>
       <w:r>
+        <w:rPr>
+          <w:rFonts w:ascii="Arial" w:hAnsi="Arial" w:cs="Arial"/>
+          <w:color w:val="000000"/>
+          <w:sz w:val="22"/>
+        </w:rPr>
         <w:t>• Menentukan scanning lines mengikut spesifikasi produksi.</w:t>
       </w:r>
     </w:p>
     <w:p>
       <w:pPr>
         <w:pStyle w:val="ListParagraph"/>
+        <w:spacing w:line="276" w:lineRule="auto" w:after="40"/>
+        <w:ind w:left="357" w:hanging="357"/>
+        <w:jc w:val="left"/>
       </w:pPr>
       <w:r>
+        <w:rPr>
+          <w:rFonts w:ascii="Arial" w:hAnsi="Arial" w:cs="Arial"/>
+          <w:color w:val="000000"/>
+          <w:sz w:val="22"/>
+        </w:rPr>
         <w:t>• Menentukan frame dimension mengikut spesifikasi produksi.</w:t>
       </w:r>
     </w:p>
     <w:p/>
     <w:p>
+      <w:pPr>
+        <w:spacing w:before="120" w:after="120" w:line="276" w:lineRule="auto"/>
+        <w:jc w:val="left"/>
+      </w:pPr>
       <w:r>
         <w:rPr>
+          <w:rFonts w:ascii="Arial" w:hAnsi="Arial" w:cs="Arial"/>
           <w:b/>
+          <w:color w:val="000000"/>
+          <w:sz w:val="22"/>
         </w:rPr>
         <w:t>PENERANGAN:</w:t>
       </w:r>
     </w:p>
     <w:p>
+      <w:pPr>
+        <w:spacing w:before="120" w:after="120" w:line="276" w:lineRule="auto"/>
+        <w:jc w:val="left"/>
+      </w:pPr>
       <w:r>
         <w:rPr>
+          <w:rFonts w:ascii="Arial" w:hAnsi="Arial" w:cs="Arial"/>
           <w:b/>
-          <w:sz w:val="36"/>
+          <w:color w:val="000000"/>
+          <w:sz w:val="24"/>
         </w:rPr>
         <w:t>Bab 1: Project Material</w:t>
       </w:r>
     </w:p>
     <w:p>
+      <w:pPr>
+        <w:spacing w:before="120" w:after="120" w:line="276" w:lineRule="auto"/>
+        <w:jc w:val="left"/>
+      </w:pPr>
       <w:r>
         <w:rPr>
+          <w:rFonts w:ascii="Arial" w:hAnsi="Arial" w:cs="Arial"/>
           <w:b/>
-          <w:sz w:val="26"/>
+          <w:color w:val="000000"/>
+          <w:sz w:val="22"/>
         </w:rPr>
         <w:t>Objektif Pembelajaran</w:t>
       </w:r>
     </w:p>
     <w:p>
+      <w:pPr>
+        <w:spacing w:line="276" w:lineRule="auto" w:after="120"/>
+        <w:jc w:val="left"/>
+      </w:pPr>
       <w:r>
+        <w:rPr>
+          <w:rFonts w:ascii="Arial" w:hAnsi="Arial" w:cs="Arial"/>
+          <w:color w:val="000000"/>
+          <w:sz w:val="22"/>
+        </w:rPr>
         <w:t>Selepas mempelajari topik ini, pelatih dapat:</w:t>
       </w:r>
     </w:p>
     <w:p>
       <w:pPr>
         <w:pStyle w:val="ListParagraph"/>
+        <w:spacing w:line="276" w:lineRule="auto" w:after="40"/>
+        <w:ind w:left="357" w:hanging="357"/>
+        <w:jc w:val="left"/>
       </w:pPr>
       <w:r>
+        <w:rPr>
+          <w:rFonts w:ascii="Arial" w:hAnsi="Arial" w:cs="Arial"/>
+          <w:color w:val="000000"/>
+          <w:sz w:val="22"/>
+        </w:rPr>
         <w:t>• Mengenal pasti kategori format bahan projek yang diterima daripada pasukan pengeluaran.</w:t>
       </w:r>
     </w:p>
     <w:p>
       <w:pPr>
         <w:pStyle w:val="ListParagraph"/>
+        <w:spacing w:line="276" w:lineRule="auto" w:after="40"/>
+        <w:ind w:left="357" w:hanging="357"/>
+        <w:jc w:val="left"/>
       </w:pPr>
       <w:r>
+        <w:rPr>
+          <w:rFonts w:ascii="Arial" w:hAnsi="Arial" w:cs="Arial"/>
+          <w:color w:val="000000"/>
+          <w:sz w:val="22"/>
+        </w:rPr>
         <w:t>• Menjelaskan perbezaan keperluan ingest bagi setiap kategori bahan.</w:t>
       </w:r>
     </w:p>
     <w:p>
       <w:pPr>
         <w:pStyle w:val="ListParagraph"/>
+        <w:spacing w:line="276" w:lineRule="auto" w:after="40"/>
+        <w:ind w:left="357" w:hanging="357"/>
+        <w:jc w:val="left"/>
       </w:pPr>
       <w:r>
+        <w:rPr>
+          <w:rFonts w:ascii="Arial" w:hAnsi="Arial" w:cs="Arial"/>
+          <w:color w:val="000000"/>
+          <w:sz w:val="22"/>
+        </w:rPr>
         <w:t>• Menghubungkan kategori bahan dengan Proses Kerja syarikat.</w:t>
       </w:r>
     </w:p>
     <w:p>
+      <w:pPr>
+        <w:spacing w:before="120" w:after="120" w:line="276" w:lineRule="auto"/>
+        <w:jc w:val="left"/>
+      </w:pPr>
       <w:r>
         <w:rPr>
+          <w:rFonts w:ascii="Arial" w:hAnsi="Arial" w:cs="Arial"/>
           <w:b/>
-          <w:sz w:val="26"/>
+          <w:color w:val="000000"/>
+          <w:sz w:val="22"/>
         </w:rPr>
         <w:t>1. Kategori Format Bahan Projek</w:t>
       </w:r>
     </w:p>
     <w:p>
+      <w:pPr>
+        <w:spacing w:line="276" w:lineRule="auto" w:after="120"/>
+        <w:jc w:val="left"/>
+      </w:pPr>
       <w:r>
+        <w:rPr>
+          <w:rFonts w:ascii="Arial" w:hAnsi="Arial" w:cs="Arial"/>
+          <w:color w:val="000000"/>
+          <w:sz w:val="22"/>
+        </w:rPr>
         <w:t>Bahan projek yang diterima Editor boleh terdiri daripada pelbagai kategori format (senarai verbatim CoCU):</w:t>
       </w:r>
     </w:p>
     <w:p>
       <w:pPr>
         <w:pStyle w:val="ListParagraph"/>
+        <w:spacing w:line="276" w:lineRule="auto" w:after="40"/>
+        <w:ind w:left="357" w:hanging="357"/>
+        <w:jc w:val="left"/>
       </w:pPr>
       <w:r>
+        <w:rPr>
+          <w:rFonts w:ascii="Arial" w:hAnsi="Arial" w:cs="Arial"/>
+          <w:color w:val="000000"/>
+          <w:sz w:val="22"/>
+        </w:rPr>
         <w:t>• Tape: Mini-DV, DV CAM, Beta SP, Beta Digital, HD CAM</w:t>
       </w:r>
     </w:p>
     <w:p>
       <w:pPr>
         <w:pStyle w:val="ListParagraph"/>
+        <w:spacing w:line="276" w:lineRule="auto" w:after="40"/>
+        <w:ind w:left="357" w:hanging="357"/>
+        <w:jc w:val="left"/>
       </w:pPr>
       <w:r>
+        <w:rPr>
+          <w:rFonts w:ascii="Arial" w:hAnsi="Arial" w:cs="Arial"/>
+          <w:color w:val="000000"/>
+          <w:sz w:val="22"/>
+        </w:rPr>
         <w:t>• High Definition (HD): 720p, 1080p, 1080i</w:t>
       </w:r>
     </w:p>
     <w:p>
       <w:pPr>
         <w:pStyle w:val="ListParagraph"/>
+        <w:spacing w:line="276" w:lineRule="auto" w:after="40"/>
+        <w:ind w:left="357" w:hanging="357"/>
+        <w:jc w:val="left"/>
       </w:pPr>
       <w:r>
+        <w:rPr>
+          <w:rFonts w:ascii="Arial" w:hAnsi="Arial" w:cs="Arial"/>
+          <w:color w:val="000000"/>
+          <w:sz w:val="22"/>
+        </w:rPr>
         <w:t>• Film: 8mm, 16mm, 35mm, 70mm</w:t>
       </w:r>
     </w:p>
     <w:p>
       <w:pPr>
         <w:pStyle w:val="ListParagraph"/>
+        <w:spacing w:line="276" w:lineRule="auto" w:after="40"/>
+        <w:ind w:left="357" w:hanging="357"/>
+        <w:jc w:val="left"/>
       </w:pPr>
       <w:r>
+        <w:rPr>
+          <w:rFonts w:ascii="Arial" w:hAnsi="Arial" w:cs="Arial"/>
+          <w:color w:val="000000"/>
+          <w:sz w:val="22"/>
+        </w:rPr>
         <w:t>• Stills / graphic: JPEG, PNG, PSD, AI, TIFF, TARGA, CINEON, EXR</w:t>
       </w:r>
     </w:p>
     <w:p>
       <w:pPr>
         <w:pStyle w:val="ListParagraph"/>
+        <w:spacing w:line="276" w:lineRule="auto" w:after="40"/>
+        <w:ind w:left="357" w:hanging="357"/>
+        <w:jc w:val="left"/>
       </w:pPr>
       <w:r>
+        <w:rPr>
+          <w:rFonts w:ascii="Arial" w:hAnsi="Arial" w:cs="Arial"/>
+          <w:color w:val="000000"/>
+          <w:sz w:val="22"/>
+        </w:rPr>
         <w:t>• Tapeless Format: MOV, MXF, MTS, XDCAM EX, MPEG IMX, AVCHD, PRORES, DNxHD, H.264 MP4, R3D</w:t>
       </w:r>
     </w:p>
     <w:p>
       <w:pPr>
         <w:pStyle w:val="ListParagraph"/>
+        <w:spacing w:line="276" w:lineRule="auto" w:after="40"/>
+        <w:ind w:left="357" w:hanging="357"/>
+        <w:jc w:val="left"/>
       </w:pPr>
       <w:r>
+        <w:rPr>
+          <w:rFonts w:ascii="Arial" w:hAnsi="Arial" w:cs="Arial"/>
+          <w:color w:val="000000"/>
+          <w:sz w:val="22"/>
+        </w:rPr>
         <w:t>• Archive (Library): bahan arkib/simpanan sedia ada syarikat</w:t>
       </w:r>
     </w:p>
     <w:p>
+      <w:pPr>
+        <w:spacing w:before="120" w:after="120" w:line="276" w:lineRule="auto"/>
+        <w:jc w:val="left"/>
+      </w:pPr>
       <w:r>
         <w:rPr>
+          <w:rFonts w:ascii="Arial" w:hAnsi="Arial" w:cs="Arial"/>
           <w:b/>
-          <w:sz w:val="26"/>
+          <w:color w:val="000000"/>
+          <w:sz w:val="22"/>
         </w:rPr>
         <w:t>2. Kesan Format terhadap Kerja Ingest</w:t>
       </w:r>
     </w:p>
     <w:p>
+      <w:pPr>
+        <w:spacing w:line="276" w:lineRule="auto" w:after="120"/>
+        <w:jc w:val="left"/>
+      </w:pPr>
       <w:r>
+        <w:rPr>
+          <w:rFonts w:ascii="Arial" w:hAnsi="Arial" w:cs="Arial"/>
+          <w:color w:val="000000"/>
+          <w:sz w:val="22"/>
+        </w:rPr>
         <w:t>Editor perlu mengenal pasti kategori bahan yang diterima kerana setiap kategori memerlukan kaedah ingest, storan, dan perisian pemainan (playback) yang berbeza. Contohnya, bahan format R3D (RED camera raw) memerlukan perisian debayer/transcode khusus sebelum boleh diedit dalam NLE (Non-Linear Editing) biasa, manakala bahan H.264 MP4 boleh terus dimainkan tetapi kurang fleksibel untuk grading berbanding format ProRes/DNxHD.</w:t>
       </w:r>
     </w:p>
     <w:p>
+      <w:pPr>
+        <w:spacing w:before="120" w:after="120" w:line="276" w:lineRule="auto"/>
+        <w:jc w:val="left"/>
+      </w:pPr>
       <w:r>
         <w:rPr>
+          <w:rFonts w:ascii="Arial" w:hAnsi="Arial" w:cs="Arial"/>
           <w:b/>
-          <w:sz w:val="26"/>
+          <w:color w:val="000000"/>
+          <w:sz w:val="22"/>
         </w:rPr>
         <w:t>3. Kaitan dengan Proses Kerja Syarikat</w:t>
       </w:r>
     </w:p>
     <w:p>
+      <w:pPr>
+        <w:spacing w:line="276" w:lineRule="auto" w:after="120"/>
+        <w:jc w:val="left"/>
+      </w:pPr>
       <w:r>
+        <w:rPr>
+          <w:rFonts w:ascii="Arial" w:hAnsi="Arial" w:cs="Arial"/>
+          <w:color w:val="000000"/>
+          <w:sz w:val="22"/>
+        </w:rPr>
         <w:t>Semasa P02 (Semak format sumber), Editor menyenaraikan semua bahan projek yang diterima (kad kamera, hard disk, arkib) dan mengenal pasti kategori format setiap satu sebelum keputusan transkod dibuat pada peringkat P04 (Ingest &amp; digitasi, CU C02).</w:t>
       </w:r>
     </w:p>
     <w:p>
+      <w:pPr>
+        <w:spacing w:before="120" w:after="120" w:line="276" w:lineRule="auto"/>
+        <w:jc w:val="left"/>
+      </w:pPr>
       <w:r>
         <w:rPr>
+          <w:rFonts w:ascii="Arial" w:hAnsi="Arial" w:cs="Arial"/>
           <w:b/>
-          <w:sz w:val="26"/>
+          <w:color w:val="000000"/>
+          <w:sz w:val="22"/>
         </w:rPr>
         <w:t>4. Rumusan</w:t>
       </w:r>
     </w:p>
     <w:p>
+      <w:pPr>
+        <w:spacing w:line="276" w:lineRule="auto" w:after="120"/>
+        <w:jc w:val="left"/>
+      </w:pPr>
       <w:r>
+        <w:rPr>
+          <w:rFonts w:ascii="Arial" w:hAnsi="Arial" w:cs="Arial"/>
+          <w:color w:val="000000"/>
+          <w:sz w:val="22"/>
+        </w:rPr>
         <w:t>Pengenalan kategori format bahan projek pada peringkat awal menentukan strategi ingest dan storan yang betul, mengelakkan isu ketidakserasian pada peringkat transkod.</w:t>
       </w:r>
     </w:p>
     <w:p>
+      <w:pPr>
+        <w:spacing w:before="120" w:after="120" w:line="276" w:lineRule="auto"/>
+        <w:jc w:val="left"/>
+      </w:pPr>
       <w:r>
         <w:rPr>
+          <w:rFonts w:ascii="Arial" w:hAnsi="Arial" w:cs="Arial"/>
           <w:b/>
-          <w:sz w:val="36"/>
+          <w:color w:val="000000"/>
+          <w:sz w:val="24"/>
         </w:rPr>
         <w:t>Bab 2: Frame Rate</w:t>
       </w:r>
     </w:p>
     <w:p>
+      <w:pPr>
+        <w:spacing w:before="120" w:after="120" w:line="276" w:lineRule="auto"/>
+        <w:jc w:val="left"/>
+      </w:pPr>
       <w:r>
         <w:rPr>
+          <w:rFonts w:ascii="Arial" w:hAnsi="Arial" w:cs="Arial"/>
           <w:b/>
-          <w:sz w:val="26"/>
+          <w:color w:val="000000"/>
+          <w:sz w:val="22"/>
         </w:rPr>
         <w:t>Objektif Pembelajaran</w:t>
       </w:r>
     </w:p>
     <w:p>
+      <w:pPr>
+        <w:spacing w:line="276" w:lineRule="auto" w:after="120"/>
+        <w:jc w:val="left"/>
+      </w:pPr>
       <w:r>
+        <w:rPr>
+          <w:rFonts w:ascii="Arial" w:hAnsi="Arial" w:cs="Arial"/>
+          <w:color w:val="000000"/>
+          <w:sz w:val="22"/>
+        </w:rPr>
         <w:t>Selepas mempelajari topik ini, pelatih dapat:</w:t>
       </w:r>
     </w:p>
     <w:p>
       <w:pPr>
         <w:pStyle w:val="ListParagraph"/>
+        <w:spacing w:line="276" w:lineRule="auto" w:after="40"/>
+        <w:ind w:left="357" w:hanging="357"/>
+        <w:jc w:val="left"/>
       </w:pPr>
       <w:r>
+        <w:rPr>
+          <w:rFonts w:ascii="Arial" w:hAnsi="Arial" w:cs="Arial"/>
+          <w:color w:val="000000"/>
+          <w:sz w:val="22"/>
+        </w:rPr>
         <w:t>• Mendefinisikan frame rate dan kepentingannya dalam penyuntingan.</w:t>
       </w:r>
     </w:p>
     <w:p>
       <w:pPr>
         <w:pStyle w:val="ListParagraph"/>
+        <w:spacing w:line="276" w:lineRule="auto" w:after="40"/>
+        <w:ind w:left="357" w:hanging="357"/>
+        <w:jc w:val="left"/>
       </w:pPr>
       <w:r>
+        <w:rPr>
+          <w:rFonts w:ascii="Arial" w:hAnsi="Arial" w:cs="Arial"/>
+          <w:color w:val="000000"/>
+          <w:sz w:val="22"/>
+        </w:rPr>
         <w:t>• Mengenal pasti jenis-jenis frame rate standard mengikut CoCU.</w:t>
       </w:r>
     </w:p>
     <w:p>
       <w:pPr>
         <w:pStyle w:val="ListParagraph"/>
+        <w:spacing w:line="276" w:lineRule="auto" w:after="40"/>
+        <w:ind w:left="357" w:hanging="357"/>
+        <w:jc w:val="left"/>
       </w:pPr>
       <w:r>
+        <w:rPr>
+          <w:rFonts w:ascii="Arial" w:hAnsi="Arial" w:cs="Arial"/>
+          <w:color w:val="000000"/>
+          <w:sz w:val="22"/>
+        </w:rPr>
         <w:t>• Mengesahkan frame rate mengikut spesifikasi produksi.</w:t>
       </w:r>
     </w:p>
     <w:p>
+      <w:pPr>
+        <w:spacing w:before="120" w:after="120" w:line="276" w:lineRule="auto"/>
+        <w:jc w:val="left"/>
+      </w:pPr>
       <w:r>
         <w:rPr>
+          <w:rFonts w:ascii="Arial" w:hAnsi="Arial" w:cs="Arial"/>
           <w:b/>
-          <w:sz w:val="26"/>
+          <w:color w:val="000000"/>
+          <w:sz w:val="22"/>
         </w:rPr>
         <w:t>1. Definisi Frame Rate</w:t>
       </w:r>
     </w:p>
     <w:p>
+      <w:pPr>
+        <w:spacing w:line="276" w:lineRule="auto" w:after="120"/>
+        <w:jc w:val="left"/>
+      </w:pPr>
       <w:r>
+        <w:rPr>
+          <w:rFonts w:ascii="Arial" w:hAnsi="Arial" w:cs="Arial"/>
+          <w:color w:val="000000"/>
+          <w:sz w:val="22"/>
+        </w:rPr>
         <w:t>Frame rate ialah bilangan bingkai (frame) yang dipaparkan setiap saat, dan ia mesti sepadan antara bahan sumber dan spesifikasi output supaya tiada masalah pergerakan (motion judder) atau ralat pensegerakan audio.</w:t>
       </w:r>
     </w:p>
     <w:p>
+      <w:pPr>
+        <w:spacing w:before="120" w:after="120" w:line="276" w:lineRule="auto"/>
+        <w:jc w:val="left"/>
+      </w:pPr>
       <w:r>
         <w:rPr>
+          <w:rFonts w:ascii="Arial" w:hAnsi="Arial" w:cs="Arial"/>
           <w:b/>
-          <w:sz w:val="26"/>
+          <w:color w:val="000000"/>
+          <w:sz w:val="22"/>
         </w:rPr>
         <w:t>2. Jenis-jenis Frame Rate (verbatim CoCU)</w:t>
       </w:r>
@@ -962,6 +1473,7 @@
       <w:tblPr>
         <w:tblStyle w:val="TableGrid"/>
         <w:tblW w:type="auto" w:w="0"/>
+        <w:tblLayout w:type="autofit"/>
         <w:tblLook w:firstColumn="1" w:firstRow="1" w:lastColumn="0" w:lastRow="0" w:noHBand="0" w:noVBand="1" w:val="04A0"/>
       </w:tblPr>
       <w:tblGrid>
@@ -969,12 +1481,29 @@
         <w:gridCol w:w="4656"/>
       </w:tblGrid>
       <w:tr>
+        <w:trPr>
+          <w:tblHeader w:val="true"/>
+          <w:cantSplit w:val="true"/>
+        </w:trPr>
         <w:tc>
           <w:tcPr>
             <w:tcW w:type="dxa" w:w="4656"/>
+            <w:tcMar>
+              <w:top w:w="57" w:type="dxa"/>
+              <w:left w:w="57" w:type="dxa"/>
+              <w:bottom w:w="57" w:type="dxa"/>
+              <w:right w:w="57" w:type="dxa"/>
+            </w:tcMar>
+            <w:shd w:val="clear" w:color="auto" w:fill="D9D9D9"/>
           </w:tcPr>
           <w:p>
             <w:r>
+              <w:rPr>
+                <w:rFonts w:ascii="Arial" w:hAnsi="Arial" w:cs="Arial"/>
+                <w:b/>
+                <w:color w:val="000000"/>
+                <w:sz w:val="20"/>
+              </w:rPr>
               <w:t>Frame Rate</w:t>
             </w:r>
           </w:p>
@@ -982,21 +1511,48 @@
         <w:tc>
           <w:tcPr>
             <w:tcW w:type="dxa" w:w="4656"/>
+            <w:tcMar>
+              <w:top w:w="57" w:type="dxa"/>
+              <w:left w:w="57" w:type="dxa"/>
+              <w:bottom w:w="57" w:type="dxa"/>
+              <w:right w:w="57" w:type="dxa"/>
+            </w:tcMar>
+            <w:shd w:val="clear" w:color="auto" w:fill="D9D9D9"/>
           </w:tcPr>
           <w:p>
             <w:r>
+              <w:rPr>
+                <w:rFonts w:ascii="Arial" w:hAnsi="Arial" w:cs="Arial"/>
+                <w:b/>
+                <w:color w:val="000000"/>
+                <w:sz w:val="20"/>
+              </w:rPr>
               <w:t>Penggunaan Standard</w:t>
             </w:r>
           </w:p>
         </w:tc>
       </w:tr>
       <w:tr>
+        <w:trPr>
+          <w:cantSplit w:val="true"/>
+        </w:trPr>
         <w:tc>
           <w:tcPr>
             <w:tcW w:type="dxa" w:w="4656"/>
+            <w:tcMar>
+              <w:top w:w="57" w:type="dxa"/>
+              <w:left w:w="57" w:type="dxa"/>
+              <w:bottom w:w="57" w:type="dxa"/>
+              <w:right w:w="57" w:type="dxa"/>
+            </w:tcMar>
           </w:tcPr>
           <w:p>
             <w:r>
+              <w:rPr>
+                <w:rFonts w:ascii="Arial" w:hAnsi="Arial" w:cs="Arial"/>
+                <w:color w:val="000000"/>
+                <w:sz w:val="20"/>
+              </w:rPr>
               <w:t>24 fps</w:t>
             </w:r>
           </w:p>
@@ -1004,21 +1560,46 @@
         <w:tc>
           <w:tcPr>
             <w:tcW w:type="dxa" w:w="4656"/>
+            <w:tcMar>
+              <w:top w:w="57" w:type="dxa"/>
+              <w:left w:w="57" w:type="dxa"/>
+              <w:bottom w:w="57" w:type="dxa"/>
+              <w:right w:w="57" w:type="dxa"/>
+            </w:tcMar>
           </w:tcPr>
           <w:p>
             <w:r>
+              <w:rPr>
+                <w:rFonts w:ascii="Arial" w:hAnsi="Arial" w:cs="Arial"/>
+                <w:color w:val="000000"/>
+                <w:sz w:val="20"/>
+              </w:rPr>
               <w:t>Filem (Film) — standard sinematik</w:t>
             </w:r>
           </w:p>
         </w:tc>
       </w:tr>
       <w:tr>
+        <w:trPr>
+          <w:cantSplit w:val="true"/>
+        </w:trPr>
         <w:tc>
           <w:tcPr>
             <w:tcW w:type="dxa" w:w="4656"/>
+            <w:tcMar>
+              <w:top w:w="57" w:type="dxa"/>
+              <w:left w:w="57" w:type="dxa"/>
+              <w:bottom w:w="57" w:type="dxa"/>
+              <w:right w:w="57" w:type="dxa"/>
+            </w:tcMar>
           </w:tcPr>
           <w:p>
             <w:r>
+              <w:rPr>
+                <w:rFonts w:ascii="Arial" w:hAnsi="Arial" w:cs="Arial"/>
+                <w:color w:val="000000"/>
+                <w:sz w:val="20"/>
+              </w:rPr>
               <w:t>25 fps</w:t>
             </w:r>
           </w:p>
@@ -1026,21 +1607,46 @@
         <w:tc>
           <w:tcPr>
             <w:tcW w:type="dxa" w:w="4656"/>
+            <w:tcMar>
+              <w:top w:w="57" w:type="dxa"/>
+              <w:left w:w="57" w:type="dxa"/>
+              <w:bottom w:w="57" w:type="dxa"/>
+              <w:right w:w="57" w:type="dxa"/>
+            </w:tcMar>
           </w:tcPr>
           <w:p>
             <w:r>
+              <w:rPr>
+                <w:rFonts w:ascii="Arial" w:hAnsi="Arial" w:cs="Arial"/>
+                <w:color w:val="000000"/>
+                <w:sz w:val="20"/>
+              </w:rPr>
               <w:t>PAL (Malaysia, Eropah, sebahagian Asia)</w:t>
             </w:r>
           </w:p>
         </w:tc>
       </w:tr>
       <w:tr>
+        <w:trPr>
+          <w:cantSplit w:val="true"/>
+        </w:trPr>
         <w:tc>
           <w:tcPr>
             <w:tcW w:type="dxa" w:w="4656"/>
+            <w:tcMar>
+              <w:top w:w="57" w:type="dxa"/>
+              <w:left w:w="57" w:type="dxa"/>
+              <w:bottom w:w="57" w:type="dxa"/>
+              <w:right w:w="57" w:type="dxa"/>
+            </w:tcMar>
           </w:tcPr>
           <w:p>
             <w:r>
+              <w:rPr>
+                <w:rFonts w:ascii="Arial" w:hAnsi="Arial" w:cs="Arial"/>
+                <w:color w:val="000000"/>
+                <w:sz w:val="20"/>
+              </w:rPr>
               <w:t>50i fps</w:t>
             </w:r>
           </w:p>
@@ -1048,21 +1654,46 @@
         <w:tc>
           <w:tcPr>
             <w:tcW w:type="dxa" w:w="4656"/>
+            <w:tcMar>
+              <w:top w:w="57" w:type="dxa"/>
+              <w:left w:w="57" w:type="dxa"/>
+              <w:bottom w:w="57" w:type="dxa"/>
+              <w:right w:w="57" w:type="dxa"/>
+            </w:tcMar>
           </w:tcPr>
           <w:p>
             <w:r>
+              <w:rPr>
+                <w:rFonts w:ascii="Arial" w:hAnsi="Arial" w:cs="Arial"/>
+                <w:color w:val="000000"/>
+                <w:sz w:val="20"/>
+              </w:rPr>
               <w:t>PAL interlaced (siaran TV PAL)</w:t>
             </w:r>
           </w:p>
         </w:tc>
       </w:tr>
       <w:tr>
+        <w:trPr>
+          <w:cantSplit w:val="true"/>
+        </w:trPr>
         <w:tc>
           <w:tcPr>
             <w:tcW w:type="dxa" w:w="4656"/>
+            <w:tcMar>
+              <w:top w:w="57" w:type="dxa"/>
+              <w:left w:w="57" w:type="dxa"/>
+              <w:bottom w:w="57" w:type="dxa"/>
+              <w:right w:w="57" w:type="dxa"/>
+            </w:tcMar>
           </w:tcPr>
           <w:p>
             <w:r>
+              <w:rPr>
+                <w:rFonts w:ascii="Arial" w:hAnsi="Arial" w:cs="Arial"/>
+                <w:color w:val="000000"/>
+                <w:sz w:val="20"/>
+              </w:rPr>
               <w:t>29.97 fps</w:t>
             </w:r>
           </w:p>
@@ -1070,21 +1701,46 @@
         <w:tc>
           <w:tcPr>
             <w:tcW w:type="dxa" w:w="4656"/>
+            <w:tcMar>
+              <w:top w:w="57" w:type="dxa"/>
+              <w:left w:w="57" w:type="dxa"/>
+              <w:bottom w:w="57" w:type="dxa"/>
+              <w:right w:w="57" w:type="dxa"/>
+            </w:tcMar>
           </w:tcPr>
           <w:p>
             <w:r>
+              <w:rPr>
+                <w:rFonts w:ascii="Arial" w:hAnsi="Arial" w:cs="Arial"/>
+                <w:color w:val="000000"/>
+                <w:sz w:val="20"/>
+              </w:rPr>
               <w:t>NTSC (Amerika Utara, Jepun)</w:t>
             </w:r>
           </w:p>
         </w:tc>
       </w:tr>
       <w:tr>
+        <w:trPr>
+          <w:cantSplit w:val="true"/>
+        </w:trPr>
         <w:tc>
           <w:tcPr>
             <w:tcW w:type="dxa" w:w="4656"/>
+            <w:tcMar>
+              <w:top w:w="57" w:type="dxa"/>
+              <w:left w:w="57" w:type="dxa"/>
+              <w:bottom w:w="57" w:type="dxa"/>
+              <w:right w:w="57" w:type="dxa"/>
+            </w:tcMar>
           </w:tcPr>
           <w:p>
             <w:r>
+              <w:rPr>
+                <w:rFonts w:ascii="Arial" w:hAnsi="Arial" w:cs="Arial"/>
+                <w:color w:val="000000"/>
+                <w:sz w:val="20"/>
+              </w:rPr>
               <w:t>30 fps</w:t>
             </w:r>
           </w:p>
@@ -1092,21 +1748,46 @@
         <w:tc>
           <w:tcPr>
             <w:tcW w:type="dxa" w:w="4656"/>
+            <w:tcMar>
+              <w:top w:w="57" w:type="dxa"/>
+              <w:left w:w="57" w:type="dxa"/>
+              <w:bottom w:w="57" w:type="dxa"/>
+              <w:right w:w="57" w:type="dxa"/>
+            </w:tcMar>
           </w:tcPr>
           <w:p>
             <w:r>
+              <w:rPr>
+                <w:rFonts w:ascii="Arial" w:hAnsi="Arial" w:cs="Arial"/>
+                <w:color w:val="000000"/>
+                <w:sz w:val="20"/>
+              </w:rPr>
               <w:t>NTSC (kadar bulat, video digital am)</w:t>
             </w:r>
           </w:p>
         </w:tc>
       </w:tr>
       <w:tr>
+        <w:trPr>
+          <w:cantSplit w:val="true"/>
+        </w:trPr>
         <w:tc>
           <w:tcPr>
             <w:tcW w:type="dxa" w:w="4656"/>
+            <w:tcMar>
+              <w:top w:w="57" w:type="dxa"/>
+              <w:left w:w="57" w:type="dxa"/>
+              <w:bottom w:w="57" w:type="dxa"/>
+              <w:right w:w="57" w:type="dxa"/>
+            </w:tcMar>
           </w:tcPr>
           <w:p>
             <w:r>
+              <w:rPr>
+                <w:rFonts w:ascii="Arial" w:hAnsi="Arial" w:cs="Arial"/>
+                <w:color w:val="000000"/>
+                <w:sz w:val="20"/>
+              </w:rPr>
               <w:t>23.976 fps</w:t>
             </w:r>
           </w:p>
@@ -1114,21 +1795,46 @@
         <w:tc>
           <w:tcPr>
             <w:tcW w:type="dxa" w:w="4656"/>
+            <w:tcMar>
+              <w:top w:w="57" w:type="dxa"/>
+              <w:left w:w="57" w:type="dxa"/>
+              <w:bottom w:w="57" w:type="dxa"/>
+              <w:right w:w="57" w:type="dxa"/>
+            </w:tcMar>
           </w:tcPr>
           <w:p>
             <w:r>
+              <w:rPr>
+                <w:rFonts w:ascii="Arial" w:hAnsi="Arial" w:cs="Arial"/>
+                <w:color w:val="000000"/>
+                <w:sz w:val="20"/>
+              </w:rPr>
               <w:t>Film to NTSC (pull-down 3:2 untuk penukaran filem ke NTSC)</w:t>
             </w:r>
           </w:p>
         </w:tc>
       </w:tr>
       <w:tr>
+        <w:trPr>
+          <w:cantSplit w:val="true"/>
+        </w:trPr>
         <w:tc>
           <w:tcPr>
             <w:tcW w:type="dxa" w:w="4656"/>
+            <w:tcMar>
+              <w:top w:w="57" w:type="dxa"/>
+              <w:left w:w="57" w:type="dxa"/>
+              <w:bottom w:w="57" w:type="dxa"/>
+              <w:right w:w="57" w:type="dxa"/>
+            </w:tcMar>
           </w:tcPr>
           <w:p>
             <w:r>
+              <w:rPr>
+                <w:rFonts w:ascii="Arial" w:hAnsi="Arial" w:cs="Arial"/>
+                <w:color w:val="000000"/>
+                <w:sz w:val="20"/>
+              </w:rPr>
               <w:t>60i fps</w:t>
             </w:r>
           </w:p>
@@ -1136,21 +1842,46 @@
         <w:tc>
           <w:tcPr>
             <w:tcW w:type="dxa" w:w="4656"/>
+            <w:tcMar>
+              <w:top w:w="57" w:type="dxa"/>
+              <w:left w:w="57" w:type="dxa"/>
+              <w:bottom w:w="57" w:type="dxa"/>
+              <w:right w:w="57" w:type="dxa"/>
+            </w:tcMar>
           </w:tcPr>
           <w:p>
             <w:r>
+              <w:rPr>
+                <w:rFonts w:ascii="Arial" w:hAnsi="Arial" w:cs="Arial"/>
+                <w:color w:val="000000"/>
+                <w:sz w:val="20"/>
+              </w:rPr>
               <w:t>NTSC interlaced (siaran TV NTSC)</w:t>
             </w:r>
           </w:p>
         </w:tc>
       </w:tr>
       <w:tr>
+        <w:trPr>
+          <w:cantSplit w:val="true"/>
+        </w:trPr>
         <w:tc>
           <w:tcPr>
             <w:tcW w:type="dxa" w:w="4656"/>
+            <w:tcMar>
+              <w:top w:w="57" w:type="dxa"/>
+              <w:left w:w="57" w:type="dxa"/>
+              <w:bottom w:w="57" w:type="dxa"/>
+              <w:right w:w="57" w:type="dxa"/>
+            </w:tcMar>
           </w:tcPr>
           <w:p>
             <w:r>
+              <w:rPr>
+                <w:rFonts w:ascii="Arial" w:hAnsi="Arial" w:cs="Arial"/>
+                <w:color w:val="000000"/>
+                <w:sz w:val="20"/>
+              </w:rPr>
               <w:t>HD Universal Timecode</w:t>
             </w:r>
           </w:p>
@@ -1158,9 +1889,20 @@
         <w:tc>
           <w:tcPr>
             <w:tcW w:type="dxa" w:w="4656"/>
+            <w:tcMar>
+              <w:top w:w="57" w:type="dxa"/>
+              <w:left w:w="57" w:type="dxa"/>
+              <w:bottom w:w="57" w:type="dxa"/>
+              <w:right w:w="57" w:type="dxa"/>
+            </w:tcMar>
           </w:tcPr>
           <w:p>
             <w:r>
+              <w:rPr>
+                <w:rFonts w:ascii="Arial" w:hAnsi="Arial" w:cs="Arial"/>
+                <w:color w:val="000000"/>
+                <w:sz w:val="20"/>
+              </w:rPr>
               <w:t>Kod masa piawai bagi produksi HD merentasi frame rate</w:t>
             </w:r>
           </w:p>
@@ -1168,202 +1910,403 @@
       </w:tr>
     </w:tbl>
     <w:p>
+      <w:pPr>
+        <w:spacing w:before="120" w:after="120" w:line="276" w:lineRule="auto"/>
+        <w:jc w:val="left"/>
+      </w:pPr>
       <w:r>
         <w:rPr>
+          <w:rFonts w:ascii="Arial" w:hAnsi="Arial" w:cs="Arial"/>
           <w:b/>
-          <w:sz w:val="26"/>
+          <w:color w:val="000000"/>
+          <w:sz w:val="22"/>
         </w:rPr>
         <w:t>3. Contoh Isu Praktikal</w:t>
       </w:r>
     </w:p>
     <w:p>
+      <w:pPr>
+        <w:spacing w:line="276" w:lineRule="auto" w:after="120"/>
+        <w:jc w:val="left"/>
+      </w:pPr>
       <w:r>
+        <w:rPr>
+          <w:rFonts w:ascii="Arial" w:hAnsi="Arial" w:cs="Arial"/>
+          <w:color w:val="000000"/>
+          <w:sz w:val="22"/>
+        </w:rPr>
         <w:t>Jika projek Malaysia (piawai 25fps PAL/50i) menerima footage arkib antarabangsa yang direkod pada 29.97fps NTSC, Editor perlu mengenal pasti percanggahan ini pada peringkat analisis awal supaya proses frame rate conversion (rujuk WA4, Bab "Footage format conversion") dapat dirancang sebelum bahan dimasukkan ke timeline utama — kegagalan berbuat demikian menyebabkan pergerakan tidak lancar (stutter) atau ralat sync audio-visual.</w:t>
       </w:r>
     </w:p>
     <w:p>
+      <w:pPr>
+        <w:spacing w:before="120" w:after="120" w:line="276" w:lineRule="auto"/>
+        <w:jc w:val="left"/>
+      </w:pPr>
       <w:r>
         <w:rPr>
+          <w:rFonts w:ascii="Arial" w:hAnsi="Arial" w:cs="Arial"/>
           <w:b/>
-          <w:sz w:val="26"/>
+          <w:color w:val="000000"/>
+          <w:sz w:val="22"/>
         </w:rPr>
         <w:t>4. Rumusan</w:t>
       </w:r>
     </w:p>
     <w:p>
+      <w:pPr>
+        <w:spacing w:line="276" w:lineRule="auto" w:after="120"/>
+        <w:jc w:val="left"/>
+      </w:pPr>
       <w:r>
+        <w:rPr>
+          <w:rFonts w:ascii="Arial" w:hAnsi="Arial" w:cs="Arial"/>
+          <w:color w:val="000000"/>
+          <w:sz w:val="22"/>
+        </w:rPr>
         <w:t>Pengesahan frame rate awal mengelakkan masalah pergerakan tidak lancar dan ralat sinkronisasi audio-visual sepanjang proses editing.</w:t>
       </w:r>
     </w:p>
     <w:p>
+      <w:pPr>
+        <w:spacing w:before="120" w:after="120" w:line="276" w:lineRule="auto"/>
+        <w:jc w:val="left"/>
+      </w:pPr>
       <w:r>
         <w:rPr>
+          <w:rFonts w:ascii="Arial" w:hAnsi="Arial" w:cs="Arial"/>
           <w:b/>
-          <w:sz w:val="36"/>
+          <w:color w:val="000000"/>
+          <w:sz w:val="24"/>
         </w:rPr>
         <w:t>Bab 3: Scanning Lines</w:t>
       </w:r>
     </w:p>
     <w:p>
+      <w:pPr>
+        <w:spacing w:before="120" w:after="120" w:line="276" w:lineRule="auto"/>
+        <w:jc w:val="left"/>
+      </w:pPr>
       <w:r>
         <w:rPr>
+          <w:rFonts w:ascii="Arial" w:hAnsi="Arial" w:cs="Arial"/>
           <w:b/>
-          <w:sz w:val="26"/>
+          <w:color w:val="000000"/>
+          <w:sz w:val="22"/>
         </w:rPr>
         <w:t>Objektif Pembelajaran</w:t>
       </w:r>
     </w:p>
     <w:p>
+      <w:pPr>
+        <w:spacing w:line="276" w:lineRule="auto" w:after="120"/>
+        <w:jc w:val="left"/>
+      </w:pPr>
       <w:r>
+        <w:rPr>
+          <w:rFonts w:ascii="Arial" w:hAnsi="Arial" w:cs="Arial"/>
+          <w:color w:val="000000"/>
+          <w:sz w:val="22"/>
+        </w:rPr>
         <w:t>Selepas mempelajari topik ini, pelatih dapat:</w:t>
       </w:r>
     </w:p>
     <w:p>
       <w:pPr>
         <w:pStyle w:val="ListParagraph"/>
+        <w:spacing w:line="276" w:lineRule="auto" w:after="40"/>
+        <w:ind w:left="357" w:hanging="357"/>
+        <w:jc w:val="left"/>
       </w:pPr>
       <w:r>
+        <w:rPr>
+          <w:rFonts w:ascii="Arial" w:hAnsi="Arial" w:cs="Arial"/>
+          <w:color w:val="000000"/>
+          <w:sz w:val="22"/>
+        </w:rPr>
         <w:t>• Membezakan scanning lines interlaced dan progressive.</w:t>
       </w:r>
     </w:p>
     <w:p>
       <w:pPr>
         <w:pStyle w:val="ListParagraph"/>
+        <w:spacing w:line="276" w:lineRule="auto" w:after="40"/>
+        <w:ind w:left="357" w:hanging="357"/>
+        <w:jc w:val="left"/>
       </w:pPr>
       <w:r>
+        <w:rPr>
+          <w:rFonts w:ascii="Arial" w:hAnsi="Arial" w:cs="Arial"/>
+          <w:color w:val="000000"/>
+          <w:sz w:val="22"/>
+        </w:rPr>
         <w:t>• Menjelaskan kesan pencampuran kedua-dua jenis dalam satu timeline.</w:t>
       </w:r>
     </w:p>
     <w:p>
       <w:pPr>
         <w:pStyle w:val="ListParagraph"/>
+        <w:spacing w:line="276" w:lineRule="auto" w:after="40"/>
+        <w:ind w:left="357" w:hanging="357"/>
+        <w:jc w:val="left"/>
       </w:pPr>
       <w:r>
+        <w:rPr>
+          <w:rFonts w:ascii="Arial" w:hAnsi="Arial" w:cs="Arial"/>
+          <w:color w:val="000000"/>
+          <w:sz w:val="22"/>
+        </w:rPr>
         <w:t>• Menentukan jenis scanning lines mengikut spesifikasi produksi.</w:t>
       </w:r>
     </w:p>
     <w:p>
+      <w:pPr>
+        <w:spacing w:before="120" w:after="120" w:line="276" w:lineRule="auto"/>
+        <w:jc w:val="left"/>
+      </w:pPr>
       <w:r>
         <w:rPr>
+          <w:rFonts w:ascii="Arial" w:hAnsi="Arial" w:cs="Arial"/>
           <w:b/>
-          <w:sz w:val="26"/>
+          <w:color w:val="000000"/>
+          <w:sz w:val="22"/>
         </w:rPr>
         <w:t>1. Interlaced (i)</w:t>
       </w:r>
     </w:p>
     <w:p>
+      <w:pPr>
+        <w:spacing w:line="276" w:lineRule="auto" w:after="120"/>
+        <w:jc w:val="left"/>
+      </w:pPr>
       <w:r>
+        <w:rPr>
+          <w:rFonts w:ascii="Arial" w:hAnsi="Arial" w:cs="Arial"/>
+          <w:color w:val="000000"/>
+          <w:sz w:val="22"/>
+        </w:rPr>
         <w:t>Setiap bingkai video dipaparkan dalam dua medan (field) berselang-seli — garisan ganjil dahulu, kemudian garisan genap — teknik ini digunakan dalam siaran TV tradisional (contoh: 1080i, 50i, 60i) untuk menjimatkan lebar jalur (bandwidth) semasa penghantaran.</w:t>
       </w:r>
     </w:p>
     <w:p>
+      <w:pPr>
+        <w:spacing w:before="120" w:after="120" w:line="276" w:lineRule="auto"/>
+        <w:jc w:val="left"/>
+      </w:pPr>
       <w:r>
         <w:rPr>
+          <w:rFonts w:ascii="Arial" w:hAnsi="Arial" w:cs="Arial"/>
           <w:b/>
-          <w:sz w:val="26"/>
+          <w:color w:val="000000"/>
+          <w:sz w:val="22"/>
         </w:rPr>
         <w:t>2. Progressive (p)</w:t>
       </w:r>
     </w:p>
     <w:p>
+      <w:pPr>
+        <w:spacing w:line="276" w:lineRule="auto" w:after="120"/>
+        <w:jc w:val="left"/>
+      </w:pPr>
       <w:r>
+        <w:rPr>
+          <w:rFonts w:ascii="Arial" w:hAnsi="Arial" w:cs="Arial"/>
+          <w:color w:val="000000"/>
+          <w:sz w:val="22"/>
+        </w:rPr>
         <w:t>Setiap bingkai dipaparkan secara penuh serentak (contoh: 1080p, 720p) — memberikan imej yang lebih tajam dan lancar, standard untuk kandungan web dan digital moden.</w:t>
       </w:r>
     </w:p>
     <w:p>
+      <w:pPr>
+        <w:spacing w:before="120" w:after="120" w:line="276" w:lineRule="auto"/>
+        <w:jc w:val="left"/>
+      </w:pPr>
       <w:r>
         <w:rPr>
+          <w:rFonts w:ascii="Arial" w:hAnsi="Arial" w:cs="Arial"/>
           <w:b/>
-          <w:sz w:val="26"/>
+          <w:color w:val="000000"/>
+          <w:sz w:val="22"/>
         </w:rPr>
         <w:t>3. Kesan Pencampuran Tanpa Penukaran Betul</w:t>
       </w:r>
     </w:p>
     <w:p>
+      <w:pPr>
+        <w:spacing w:line="276" w:lineRule="auto" w:after="120"/>
+        <w:jc w:val="left"/>
+      </w:pPr>
       <w:r>
+        <w:rPr>
+          <w:rFonts w:ascii="Arial" w:hAnsi="Arial" w:cs="Arial"/>
+          <w:color w:val="000000"/>
+          <w:sz w:val="22"/>
+        </w:rPr>
         <w:t>Editor perlu mengenal pasti jenis scanning lines kerana bahan interlaced memerlukan proses deinterlacing sebelum boleh dieksport dalam format progressive (contoh: untuk platform web/streaming), manakala pencampuran bahan interlaced dan progressive dalam satu timeline tanpa penukaran yang betul akan menghasilkan kesan "combing" (garis bergerigi) pada pergerakan pantas.</w:t>
       </w:r>
     </w:p>
     <w:p>
+      <w:pPr>
+        <w:spacing w:before="120" w:after="120" w:line="276" w:lineRule="auto"/>
+        <w:jc w:val="left"/>
+      </w:pPr>
       <w:r>
         <w:rPr>
+          <w:rFonts w:ascii="Arial" w:hAnsi="Arial" w:cs="Arial"/>
           <w:b/>
-          <w:sz w:val="26"/>
+          <w:color w:val="000000"/>
+          <w:sz w:val="22"/>
         </w:rPr>
         <w:t>4. Rumusan</w:t>
       </w:r>
     </w:p>
     <w:p>
+      <w:pPr>
+        <w:spacing w:line="276" w:lineRule="auto" w:after="120"/>
+        <w:jc w:val="left"/>
+      </w:pPr>
       <w:r>
+        <w:rPr>
+          <w:rFonts w:ascii="Arial" w:hAnsi="Arial" w:cs="Arial"/>
+          <w:color w:val="000000"/>
+          <w:sz w:val="22"/>
+        </w:rPr>
         <w:t>Mengenal pasti jenis scanning lines menentukan sama ada proses deinterlacing diperlukan sebelum output akhir dihasilkan.</w:t>
       </w:r>
     </w:p>
     <w:p>
+      <w:pPr>
+        <w:spacing w:before="120" w:after="120" w:line="276" w:lineRule="auto"/>
+        <w:jc w:val="left"/>
+      </w:pPr>
       <w:r>
         <w:rPr>
+          <w:rFonts w:ascii="Arial" w:hAnsi="Arial" w:cs="Arial"/>
           <w:b/>
-          <w:sz w:val="36"/>
+          <w:color w:val="000000"/>
+          <w:sz w:val="24"/>
         </w:rPr>
         <w:t>Bab 4: Aspect Ratio</w:t>
       </w:r>
     </w:p>
     <w:p>
+      <w:pPr>
+        <w:spacing w:before="120" w:after="120" w:line="276" w:lineRule="auto"/>
+        <w:jc w:val="left"/>
+      </w:pPr>
       <w:r>
         <w:rPr>
+          <w:rFonts w:ascii="Arial" w:hAnsi="Arial" w:cs="Arial"/>
           <w:b/>
-          <w:sz w:val="26"/>
+          <w:color w:val="000000"/>
+          <w:sz w:val="22"/>
         </w:rPr>
         <w:t>Objektif Pembelajaran</w:t>
       </w:r>
     </w:p>
     <w:p>
+      <w:pPr>
+        <w:spacing w:line="276" w:lineRule="auto" w:after="120"/>
+        <w:jc w:val="left"/>
+      </w:pPr>
       <w:r>
+        <w:rPr>
+          <w:rFonts w:ascii="Arial" w:hAnsi="Arial" w:cs="Arial"/>
+          <w:color w:val="000000"/>
+          <w:sz w:val="22"/>
+        </w:rPr>
         <w:t>Selepas mempelajari topik ini, pelatih dapat:</w:t>
       </w:r>
     </w:p>
     <w:p>
       <w:pPr>
         <w:pStyle w:val="ListParagraph"/>
+        <w:spacing w:line="276" w:lineRule="auto" w:after="40"/>
+        <w:ind w:left="357" w:hanging="357"/>
+        <w:jc w:val="left"/>
       </w:pPr>
       <w:r>
+        <w:rPr>
+          <w:rFonts w:ascii="Arial" w:hAnsi="Arial" w:cs="Arial"/>
+          <w:color w:val="000000"/>
+          <w:sz w:val="22"/>
+        </w:rPr>
         <w:t>• Mendefinisikan aspect ratio dan kepentingannya dalam penyuntingan.</w:t>
       </w:r>
     </w:p>
     <w:p>
       <w:pPr>
         <w:pStyle w:val="ListParagraph"/>
+        <w:spacing w:line="276" w:lineRule="auto" w:after="40"/>
+        <w:ind w:left="357" w:hanging="357"/>
+        <w:jc w:val="left"/>
       </w:pPr>
       <w:r>
+        <w:rPr>
+          <w:rFonts w:ascii="Arial" w:hAnsi="Arial" w:cs="Arial"/>
+          <w:color w:val="000000"/>
+          <w:sz w:val="22"/>
+        </w:rPr>
         <w:t>• Mengenal pasti jenis-jenis aspect ratio standard mengikut CoCU.</w:t>
       </w:r>
     </w:p>
     <w:p>
       <w:pPr>
         <w:pStyle w:val="ListParagraph"/>
+        <w:spacing w:line="276" w:lineRule="auto" w:after="40"/>
+        <w:ind w:left="357" w:hanging="357"/>
+        <w:jc w:val="left"/>
       </w:pPr>
       <w:r>
+        <w:rPr>
+          <w:rFonts w:ascii="Arial" w:hAnsi="Arial" w:cs="Arial"/>
+          <w:color w:val="000000"/>
+          <w:sz w:val="22"/>
+        </w:rPr>
         <w:t>• Menentukan aspect ratio mengikut spesifikasi produksi.</w:t>
       </w:r>
     </w:p>
     <w:p>
+      <w:pPr>
+        <w:spacing w:before="120" w:after="120" w:line="276" w:lineRule="auto"/>
+        <w:jc w:val="left"/>
+      </w:pPr>
       <w:r>
         <w:rPr>
+          <w:rFonts w:ascii="Arial" w:hAnsi="Arial" w:cs="Arial"/>
           <w:b/>
-          <w:sz w:val="26"/>
+          <w:color w:val="000000"/>
+          <w:sz w:val="22"/>
         </w:rPr>
         <w:t>1. Definisi Aspect Ratio</w:t>
       </w:r>
     </w:p>
     <w:p>
+      <w:pPr>
+        <w:spacing w:line="276" w:lineRule="auto" w:after="120"/>
+        <w:jc w:val="left"/>
+      </w:pPr>
       <w:r>
+        <w:rPr>
+          <w:rFonts w:ascii="Arial" w:hAnsi="Arial" w:cs="Arial"/>
+          <w:color w:val="000000"/>
+          <w:sz w:val="22"/>
+        </w:rPr>
         <w:t>Aspect ratio ialah nisbah lebar kepada tinggi bagi bingkai visual.</w:t>
       </w:r>
     </w:p>
     <w:p>
+      <w:pPr>
+        <w:spacing w:before="120" w:after="120" w:line="276" w:lineRule="auto"/>
+        <w:jc w:val="left"/>
+      </w:pPr>
       <w:r>
         <w:rPr>
+          <w:rFonts w:ascii="Arial" w:hAnsi="Arial" w:cs="Arial"/>
           <w:b/>
-          <w:sz w:val="26"/>
+          <w:color w:val="000000"/>
+          <w:sz w:val="22"/>
         </w:rPr>
         <w:t>2. Jenis-jenis Aspect Ratio (verbatim CoCU)</w:t>
       </w:r>
@@ -1372,6 +2315,7 @@
       <w:tblPr>
         <w:tblStyle w:val="TableGrid"/>
         <w:tblW w:type="auto" w:w="0"/>
+        <w:tblLayout w:type="autofit"/>
         <w:tblLook w:firstColumn="1" w:firstRow="1" w:lastColumn="0" w:lastRow="0" w:noHBand="0" w:noVBand="1" w:val="04A0"/>
       </w:tblPr>
       <w:tblGrid>
@@ -1379,12 +2323,29 @@
         <w:gridCol w:w="4656"/>
       </w:tblGrid>
       <w:tr>
+        <w:trPr>
+          <w:tblHeader w:val="true"/>
+          <w:cantSplit w:val="true"/>
+        </w:trPr>
         <w:tc>
           <w:tcPr>
             <w:tcW w:type="dxa" w:w="4656"/>
+            <w:tcMar>
+              <w:top w:w="57" w:type="dxa"/>
+              <w:left w:w="57" w:type="dxa"/>
+              <w:bottom w:w="57" w:type="dxa"/>
+              <w:right w:w="57" w:type="dxa"/>
+            </w:tcMar>
+            <w:shd w:val="clear" w:color="auto" w:fill="D9D9D9"/>
           </w:tcPr>
           <w:p>
             <w:r>
+              <w:rPr>
+                <w:rFonts w:ascii="Arial" w:hAnsi="Arial" w:cs="Arial"/>
+                <w:b/>
+                <w:color w:val="000000"/>
+                <w:sz w:val="20"/>
+              </w:rPr>
               <w:t>Aspect Ratio</w:t>
             </w:r>
           </w:p>
@@ -1392,21 +2353,48 @@
         <w:tc>
           <w:tcPr>
             <w:tcW w:type="dxa" w:w="4656"/>
+            <w:tcMar>
+              <w:top w:w="57" w:type="dxa"/>
+              <w:left w:w="57" w:type="dxa"/>
+              <w:bottom w:w="57" w:type="dxa"/>
+              <w:right w:w="57" w:type="dxa"/>
+            </w:tcMar>
+            <w:shd w:val="clear" w:color="auto" w:fill="D9D9D9"/>
           </w:tcPr>
           <w:p>
             <w:r>
+              <w:rPr>
+                <w:rFonts w:ascii="Arial" w:hAnsi="Arial" w:cs="Arial"/>
+                <w:b/>
+                <w:color w:val="000000"/>
+                <w:sz w:val="20"/>
+              </w:rPr>
               <w:t>Penggunaan</w:t>
             </w:r>
           </w:p>
         </w:tc>
       </w:tr>
       <w:tr>
+        <w:trPr>
+          <w:cantSplit w:val="true"/>
+        </w:trPr>
         <w:tc>
           <w:tcPr>
             <w:tcW w:type="dxa" w:w="4656"/>
+            <w:tcMar>
+              <w:top w:w="57" w:type="dxa"/>
+              <w:left w:w="57" w:type="dxa"/>
+              <w:bottom w:w="57" w:type="dxa"/>
+              <w:right w:w="57" w:type="dxa"/>
+            </w:tcMar>
           </w:tcPr>
           <w:p>
             <w:r>
+              <w:rPr>
+                <w:rFonts w:ascii="Arial" w:hAnsi="Arial" w:cs="Arial"/>
+                <w:color w:val="000000"/>
+                <w:sz w:val="20"/>
+              </w:rPr>
               <w:t>4:3</w:t>
             </w:r>
           </w:p>
@@ -1414,21 +2402,46 @@
         <w:tc>
           <w:tcPr>
             <w:tcW w:type="dxa" w:w="4656"/>
+            <w:tcMar>
+              <w:top w:w="57" w:type="dxa"/>
+              <w:left w:w="57" w:type="dxa"/>
+              <w:bottom w:w="57" w:type="dxa"/>
+              <w:right w:w="57" w:type="dxa"/>
+            </w:tcMar>
           </w:tcPr>
           <w:p>
             <w:r>
+              <w:rPr>
+                <w:rFonts w:ascii="Arial" w:hAnsi="Arial" w:cs="Arial"/>
+                <w:color w:val="000000"/>
+                <w:sz w:val="20"/>
+              </w:rPr>
               <w:t>Standard TV lama (SD), kandungan arkib</w:t>
             </w:r>
           </w:p>
         </w:tc>
       </w:tr>
       <w:tr>
+        <w:trPr>
+          <w:cantSplit w:val="true"/>
+        </w:trPr>
         <w:tc>
           <w:tcPr>
             <w:tcW w:type="dxa" w:w="4656"/>
+            <w:tcMar>
+              <w:top w:w="57" w:type="dxa"/>
+              <w:left w:w="57" w:type="dxa"/>
+              <w:bottom w:w="57" w:type="dxa"/>
+              <w:right w:w="57" w:type="dxa"/>
+            </w:tcMar>
           </w:tcPr>
           <w:p>
             <w:r>
+              <w:rPr>
+                <w:rFonts w:ascii="Arial" w:hAnsi="Arial" w:cs="Arial"/>
+                <w:color w:val="000000"/>
+                <w:sz w:val="20"/>
+              </w:rPr>
               <w:t>14:9</w:t>
             </w:r>
           </w:p>
@@ -1436,21 +2449,46 @@
         <w:tc>
           <w:tcPr>
             <w:tcW w:type="dxa" w:w="4656"/>
+            <w:tcMar>
+              <w:top w:w="57" w:type="dxa"/>
+              <w:left w:w="57" w:type="dxa"/>
+              <w:bottom w:w="57" w:type="dxa"/>
+              <w:right w:w="57" w:type="dxa"/>
+            </w:tcMar>
           </w:tcPr>
           <w:p>
             <w:r>
+              <w:rPr>
+                <w:rFonts w:ascii="Arial" w:hAnsi="Arial" w:cs="Arial"/>
+                <w:color w:val="000000"/>
+                <w:sz w:val="20"/>
+              </w:rPr>
               <w:t>Kompromi antara 4:3 dan 16:9 untuk siaran peralihan</w:t>
             </w:r>
           </w:p>
         </w:tc>
       </w:tr>
       <w:tr>
+        <w:trPr>
+          <w:cantSplit w:val="true"/>
+        </w:trPr>
         <w:tc>
           <w:tcPr>
             <w:tcW w:type="dxa" w:w="4656"/>
+            <w:tcMar>
+              <w:top w:w="57" w:type="dxa"/>
+              <w:left w:w="57" w:type="dxa"/>
+              <w:bottom w:w="57" w:type="dxa"/>
+              <w:right w:w="57" w:type="dxa"/>
+            </w:tcMar>
           </w:tcPr>
           <w:p>
             <w:r>
+              <w:rPr>
+                <w:rFonts w:ascii="Arial" w:hAnsi="Arial" w:cs="Arial"/>
+                <w:color w:val="000000"/>
+                <w:sz w:val="20"/>
+              </w:rPr>
               <w:t>16:9</w:t>
             </w:r>
           </w:p>
@@ -1458,21 +2496,46 @@
         <w:tc>
           <w:tcPr>
             <w:tcW w:type="dxa" w:w="4656"/>
+            <w:tcMar>
+              <w:top w:w="57" w:type="dxa"/>
+              <w:left w:w="57" w:type="dxa"/>
+              <w:bottom w:w="57" w:type="dxa"/>
+              <w:right w:w="57" w:type="dxa"/>
+            </w:tcMar>
           </w:tcPr>
           <w:p>
             <w:r>
+              <w:rPr>
+                <w:rFonts w:ascii="Arial" w:hAnsi="Arial" w:cs="Arial"/>
+                <w:color w:val="000000"/>
+                <w:sz w:val="20"/>
+              </w:rPr>
               <w:t>Standard HD/digital moden (TV, web, mobile)</w:t>
             </w:r>
           </w:p>
         </w:tc>
       </w:tr>
       <w:tr>
+        <w:trPr>
+          <w:cantSplit w:val="true"/>
+        </w:trPr>
         <w:tc>
           <w:tcPr>
             <w:tcW w:type="dxa" w:w="4656"/>
+            <w:tcMar>
+              <w:top w:w="57" w:type="dxa"/>
+              <w:left w:w="57" w:type="dxa"/>
+              <w:bottom w:w="57" w:type="dxa"/>
+              <w:right w:w="57" w:type="dxa"/>
+            </w:tcMar>
           </w:tcPr>
           <w:p>
             <w:r>
+              <w:rPr>
+                <w:rFonts w:ascii="Arial" w:hAnsi="Arial" w:cs="Arial"/>
+                <w:color w:val="000000"/>
+                <w:sz w:val="20"/>
+              </w:rPr>
               <w:t>Cinemascope</w:t>
             </w:r>
           </w:p>
@@ -1480,21 +2543,46 @@
         <w:tc>
           <w:tcPr>
             <w:tcW w:type="dxa" w:w="4656"/>
+            <w:tcMar>
+              <w:top w:w="57" w:type="dxa"/>
+              <w:left w:w="57" w:type="dxa"/>
+              <w:bottom w:w="57" w:type="dxa"/>
+              <w:right w:w="57" w:type="dxa"/>
+            </w:tcMar>
           </w:tcPr>
           <w:p>
             <w:r>
+              <w:rPr>
+                <w:rFonts w:ascii="Arial" w:hAnsi="Arial" w:cs="Arial"/>
+                <w:color w:val="000000"/>
+                <w:sz w:val="20"/>
+              </w:rPr>
               <w:t>Format lebar sinematik (~2.35:1) untuk pawagam</w:t>
             </w:r>
           </w:p>
         </w:tc>
       </w:tr>
       <w:tr>
+        <w:trPr>
+          <w:cantSplit w:val="true"/>
+        </w:trPr>
         <w:tc>
           <w:tcPr>
             <w:tcW w:type="dxa" w:w="4656"/>
+            <w:tcMar>
+              <w:top w:w="57" w:type="dxa"/>
+              <w:left w:w="57" w:type="dxa"/>
+              <w:bottom w:w="57" w:type="dxa"/>
+              <w:right w:w="57" w:type="dxa"/>
+            </w:tcMar>
           </w:tcPr>
           <w:p>
             <w:r>
+              <w:rPr>
+                <w:rFonts w:ascii="Arial" w:hAnsi="Arial" w:cs="Arial"/>
+                <w:color w:val="000000"/>
+                <w:sz w:val="20"/>
+              </w:rPr>
               <w:t>Anamorphic</w:t>
             </w:r>
           </w:p>
@@ -1502,21 +2590,46 @@
         <w:tc>
           <w:tcPr>
             <w:tcW w:type="dxa" w:w="4656"/>
+            <w:tcMar>
+              <w:top w:w="57" w:type="dxa"/>
+              <w:left w:w="57" w:type="dxa"/>
+              <w:bottom w:w="57" w:type="dxa"/>
+              <w:right w:w="57" w:type="dxa"/>
+            </w:tcMar>
           </w:tcPr>
           <w:p>
             <w:r>
+              <w:rPr>
+                <w:rFonts w:ascii="Arial" w:hAnsi="Arial" w:cs="Arial"/>
+                <w:color w:val="000000"/>
+                <w:sz w:val="20"/>
+              </w:rPr>
               <w:t>Lensa/format yang memampatkan imej lebar ke dalam bingkai standard</w:t>
             </w:r>
           </w:p>
         </w:tc>
       </w:tr>
       <w:tr>
+        <w:trPr>
+          <w:cantSplit w:val="true"/>
+        </w:trPr>
         <w:tc>
           <w:tcPr>
             <w:tcW w:type="dxa" w:w="4656"/>
+            <w:tcMar>
+              <w:top w:w="57" w:type="dxa"/>
+              <w:left w:w="57" w:type="dxa"/>
+              <w:bottom w:w="57" w:type="dxa"/>
+              <w:right w:w="57" w:type="dxa"/>
+            </w:tcMar>
           </w:tcPr>
           <w:p>
             <w:r>
+              <w:rPr>
+                <w:rFonts w:ascii="Arial" w:hAnsi="Arial" w:cs="Arial"/>
+                <w:color w:val="000000"/>
+                <w:sz w:val="20"/>
+              </w:rPr>
               <w:t>Flat screen</w:t>
             </w:r>
           </w:p>
@@ -1524,21 +2637,46 @@
         <w:tc>
           <w:tcPr>
             <w:tcW w:type="dxa" w:w="4656"/>
+            <w:tcMar>
+              <w:top w:w="57" w:type="dxa"/>
+              <w:left w:w="57" w:type="dxa"/>
+              <w:bottom w:w="57" w:type="dxa"/>
+              <w:right w:w="57" w:type="dxa"/>
+            </w:tcMar>
           </w:tcPr>
           <w:p>
             <w:r>
+              <w:rPr>
+                <w:rFonts w:ascii="Arial" w:hAnsi="Arial" w:cs="Arial"/>
+                <w:color w:val="000000"/>
+                <w:sz w:val="20"/>
+              </w:rPr>
               <w:t>Format skrin lebar standard pawagam (~1.85:1)</w:t>
             </w:r>
           </w:p>
         </w:tc>
       </w:tr>
       <w:tr>
+        <w:trPr>
+          <w:cantSplit w:val="true"/>
+        </w:trPr>
         <w:tc>
           <w:tcPr>
             <w:tcW w:type="dxa" w:w="4656"/>
+            <w:tcMar>
+              <w:top w:w="57" w:type="dxa"/>
+              <w:left w:w="57" w:type="dxa"/>
+              <w:bottom w:w="57" w:type="dxa"/>
+              <w:right w:w="57" w:type="dxa"/>
+            </w:tcMar>
           </w:tcPr>
           <w:p>
             <w:r>
+              <w:rPr>
+                <w:rFonts w:ascii="Arial" w:hAnsi="Arial" w:cs="Arial"/>
+                <w:color w:val="000000"/>
+                <w:sz w:val="20"/>
+              </w:rPr>
               <w:t>Letter box</w:t>
             </w:r>
           </w:p>
@@ -1546,21 +2684,46 @@
         <w:tc>
           <w:tcPr>
             <w:tcW w:type="dxa" w:w="4656"/>
+            <w:tcMar>
+              <w:top w:w="57" w:type="dxa"/>
+              <w:left w:w="57" w:type="dxa"/>
+              <w:bottom w:w="57" w:type="dxa"/>
+              <w:right w:w="57" w:type="dxa"/>
+            </w:tcMar>
           </w:tcPr>
           <w:p>
             <w:r>
+              <w:rPr>
+                <w:rFonts w:ascii="Arial" w:hAnsi="Arial" w:cs="Arial"/>
+                <w:color w:val="000000"/>
+                <w:sz w:val="20"/>
+              </w:rPr>
               <w:t>Jalur hitam atas-bawah untuk memuatkan kandungan lebar dalam bingkai 4:3</w:t>
             </w:r>
           </w:p>
         </w:tc>
       </w:tr>
       <w:tr>
+        <w:trPr>
+          <w:cantSplit w:val="true"/>
+        </w:trPr>
         <w:tc>
           <w:tcPr>
             <w:tcW w:type="dxa" w:w="4656"/>
+            <w:tcMar>
+              <w:top w:w="57" w:type="dxa"/>
+              <w:left w:w="57" w:type="dxa"/>
+              <w:bottom w:w="57" w:type="dxa"/>
+              <w:right w:w="57" w:type="dxa"/>
+            </w:tcMar>
           </w:tcPr>
           <w:p>
             <w:r>
+              <w:rPr>
+                <w:rFonts w:ascii="Arial" w:hAnsi="Arial" w:cs="Arial"/>
+                <w:color w:val="000000"/>
+                <w:sz w:val="20"/>
+              </w:rPr>
               <w:t>Pillar box</w:t>
             </w:r>
           </w:p>
@@ -1568,21 +2731,46 @@
         <w:tc>
           <w:tcPr>
             <w:tcW w:type="dxa" w:w="4656"/>
+            <w:tcMar>
+              <w:top w:w="57" w:type="dxa"/>
+              <w:left w:w="57" w:type="dxa"/>
+              <w:bottom w:w="57" w:type="dxa"/>
+              <w:right w:w="57" w:type="dxa"/>
+            </w:tcMar>
           </w:tcPr>
           <w:p>
             <w:r>
+              <w:rPr>
+                <w:rFonts w:ascii="Arial" w:hAnsi="Arial" w:cs="Arial"/>
+                <w:color w:val="000000"/>
+                <w:sz w:val="20"/>
+              </w:rPr>
               <w:t>Jalur hitam kiri-kanan untuk memuatkan kandungan 4:3 dalam bingkai 16:9</w:t>
             </w:r>
           </w:p>
         </w:tc>
       </w:tr>
       <w:tr>
+        <w:trPr>
+          <w:cantSplit w:val="true"/>
+        </w:trPr>
         <w:tc>
           <w:tcPr>
             <w:tcW w:type="dxa" w:w="4656"/>
+            <w:tcMar>
+              <w:top w:w="57" w:type="dxa"/>
+              <w:left w:w="57" w:type="dxa"/>
+              <w:bottom w:w="57" w:type="dxa"/>
+              <w:right w:w="57" w:type="dxa"/>
+            </w:tcMar>
           </w:tcPr>
           <w:p>
             <w:r>
+              <w:rPr>
+                <w:rFonts w:ascii="Arial" w:hAnsi="Arial" w:cs="Arial"/>
+                <w:color w:val="000000"/>
+                <w:sz w:val="20"/>
+              </w:rPr>
               <w:t>Wide screen</w:t>
             </w:r>
           </w:p>
@@ -1590,9 +2778,20 @@
         <w:tc>
           <w:tcPr>
             <w:tcW w:type="dxa" w:w="4656"/>
+            <w:tcMar>
+              <w:top w:w="57" w:type="dxa"/>
+              <w:left w:w="57" w:type="dxa"/>
+              <w:bottom w:w="57" w:type="dxa"/>
+              <w:right w:w="57" w:type="dxa"/>
+            </w:tcMar>
           </w:tcPr>
           <w:p>
             <w:r>
+              <w:rPr>
+                <w:rFonts w:ascii="Arial" w:hAnsi="Arial" w:cs="Arial"/>
+                <w:color w:val="000000"/>
+                <w:sz w:val="20"/>
+              </w:rPr>
               <w:t>Istilah am bagi format aspek lebih lebar daripada 4:3</w:t>
             </w:r>
           </w:p>
@@ -1600,99 +2799,195 @@
       </w:tr>
     </w:tbl>
     <w:p>
+      <w:pPr>
+        <w:spacing w:before="120" w:after="120" w:line="276" w:lineRule="auto"/>
+        <w:jc w:val="left"/>
+      </w:pPr>
       <w:r>
         <w:rPr>
+          <w:rFonts w:ascii="Arial" w:hAnsi="Arial" w:cs="Arial"/>
           <w:b/>
-          <w:sz w:val="26"/>
+          <w:color w:val="000000"/>
+          <w:sz w:val="22"/>
         </w:rPr>
         <w:t>3. Keputusan Konversi Aspect Ratio</w:t>
       </w:r>
     </w:p>
     <w:p>
+      <w:pPr>
+        <w:spacing w:line="276" w:lineRule="auto" w:after="120"/>
+        <w:jc w:val="left"/>
+      </w:pPr>
       <w:r>
+        <w:rPr>
+          <w:rFonts w:ascii="Arial" w:hAnsi="Arial" w:cs="Arial"/>
+          <w:color w:val="000000"/>
+          <w:sz w:val="22"/>
+        </w:rPr>
         <w:t>Editor mesti mengesahkan aspect ratio sumber berbanding output yang disasarkan (contoh: kandungan arkib 4:3 untuk dipaparkan dalam output 16:9 moden) supaya keputusan sama ada menggunakan letter box, pillar box, crop, atau reframe dapat dibuat secara sedar dan konsisten merentasi keseluruhan projek.</w:t>
       </w:r>
     </w:p>
     <w:p>
+      <w:pPr>
+        <w:spacing w:before="120" w:after="120" w:line="276" w:lineRule="auto"/>
+        <w:jc w:val="left"/>
+      </w:pPr>
       <w:r>
         <w:rPr>
+          <w:rFonts w:ascii="Arial" w:hAnsi="Arial" w:cs="Arial"/>
           <w:b/>
-          <w:sz w:val="26"/>
+          <w:color w:val="000000"/>
+          <w:sz w:val="22"/>
         </w:rPr>
         <w:t>4. Rumusan</w:t>
       </w:r>
     </w:p>
     <w:p>
+      <w:pPr>
+        <w:spacing w:line="276" w:lineRule="auto" w:after="120"/>
+        <w:jc w:val="left"/>
+      </w:pPr>
       <w:r>
+        <w:rPr>
+          <w:rFonts w:ascii="Arial" w:hAnsi="Arial" w:cs="Arial"/>
+          <w:color w:val="000000"/>
+          <w:sz w:val="22"/>
+        </w:rPr>
         <w:t>Kesahihan aspect ratio antara sumber dan output menentukan keputusan letter box/pillar box/crop yang konsisten sepanjang projek.</w:t>
       </w:r>
     </w:p>
     <w:p>
+      <w:pPr>
+        <w:spacing w:before="120" w:after="120" w:line="276" w:lineRule="auto"/>
+        <w:jc w:val="left"/>
+      </w:pPr>
       <w:r>
         <w:rPr>
+          <w:rFonts w:ascii="Arial" w:hAnsi="Arial" w:cs="Arial"/>
           <w:b/>
-          <w:sz w:val="36"/>
+          <w:color w:val="000000"/>
+          <w:sz w:val="24"/>
         </w:rPr>
         <w:t>Bab 5: Frame Dimension</w:t>
       </w:r>
     </w:p>
     <w:p>
+      <w:pPr>
+        <w:spacing w:before="120" w:after="120" w:line="276" w:lineRule="auto"/>
+        <w:jc w:val="left"/>
+      </w:pPr>
       <w:r>
         <w:rPr>
+          <w:rFonts w:ascii="Arial" w:hAnsi="Arial" w:cs="Arial"/>
           <w:b/>
-          <w:sz w:val="26"/>
+          <w:color w:val="000000"/>
+          <w:sz w:val="22"/>
         </w:rPr>
         <w:t>Objektif Pembelajaran</w:t>
       </w:r>
     </w:p>
     <w:p>
+      <w:pPr>
+        <w:spacing w:line="276" w:lineRule="auto" w:after="120"/>
+        <w:jc w:val="left"/>
+      </w:pPr>
       <w:r>
+        <w:rPr>
+          <w:rFonts w:ascii="Arial" w:hAnsi="Arial" w:cs="Arial"/>
+          <w:color w:val="000000"/>
+          <w:sz w:val="22"/>
+        </w:rPr>
         <w:t>Selepas mempelajari topik ini, pelatih dapat:</w:t>
       </w:r>
     </w:p>
     <w:p>
       <w:pPr>
         <w:pStyle w:val="ListParagraph"/>
+        <w:spacing w:line="276" w:lineRule="auto" w:after="40"/>
+        <w:ind w:left="357" w:hanging="357"/>
+        <w:jc w:val="left"/>
       </w:pPr>
       <w:r>
+        <w:rPr>
+          <w:rFonts w:ascii="Arial" w:hAnsi="Arial" w:cs="Arial"/>
+          <w:color w:val="000000"/>
+          <w:sz w:val="22"/>
+        </w:rPr>
         <w:t>• Mendefinisikan frame dimension (resolusi piksel).</w:t>
       </w:r>
     </w:p>
     <w:p>
       <w:pPr>
         <w:pStyle w:val="ListParagraph"/>
+        <w:spacing w:line="276" w:lineRule="auto" w:after="40"/>
+        <w:ind w:left="357" w:hanging="357"/>
+        <w:jc w:val="left"/>
       </w:pPr>
       <w:r>
+        <w:rPr>
+          <w:rFonts w:ascii="Arial" w:hAnsi="Arial" w:cs="Arial"/>
+          <w:color w:val="000000"/>
+          <w:sz w:val="22"/>
+        </w:rPr>
         <w:t>• Mengenal pasti nilai frame dimension standard mengikut CoCU.</w:t>
       </w:r>
     </w:p>
     <w:p>
       <w:pPr>
         <w:pStyle w:val="ListParagraph"/>
+        <w:spacing w:line="276" w:lineRule="auto" w:after="40"/>
+        <w:ind w:left="357" w:hanging="357"/>
+        <w:jc w:val="left"/>
       </w:pPr>
       <w:r>
+        <w:rPr>
+          <w:rFonts w:ascii="Arial" w:hAnsi="Arial" w:cs="Arial"/>
+          <w:color w:val="000000"/>
+          <w:sz w:val="22"/>
+        </w:rPr>
         <w:t>• Menentukan frame dimension mengikut spesifikasi produksi.</w:t>
       </w:r>
     </w:p>
     <w:p>
+      <w:pPr>
+        <w:spacing w:before="120" w:after="120" w:line="276" w:lineRule="auto"/>
+        <w:jc w:val="left"/>
+      </w:pPr>
       <w:r>
         <w:rPr>
+          <w:rFonts w:ascii="Arial" w:hAnsi="Arial" w:cs="Arial"/>
           <w:b/>
-          <w:sz w:val="26"/>
+          <w:color w:val="000000"/>
+          <w:sz w:val="22"/>
         </w:rPr>
         <w:t>1. Definisi Frame Dimension</w:t>
       </w:r>
     </w:p>
     <w:p>
+      <w:pPr>
+        <w:spacing w:line="276" w:lineRule="auto" w:after="120"/>
+        <w:jc w:val="left"/>
+      </w:pPr>
       <w:r>
+        <w:rPr>
+          <w:rFonts w:ascii="Arial" w:hAnsi="Arial" w:cs="Arial"/>
+          <w:color w:val="000000"/>
+          <w:sz w:val="22"/>
+        </w:rPr>
         <w:t>Frame dimension merujuk kepada resolusi sebenar bingkai video dalam unit piksel (lebar x tinggi).</w:t>
       </w:r>
     </w:p>
     <w:p>
+      <w:pPr>
+        <w:spacing w:before="120" w:after="120" w:line="276" w:lineRule="auto"/>
+        <w:jc w:val="left"/>
+      </w:pPr>
       <w:r>
         <w:rPr>
+          <w:rFonts w:ascii="Arial" w:hAnsi="Arial" w:cs="Arial"/>
           <w:b/>
-          <w:sz w:val="26"/>
+          <w:color w:val="000000"/>
+          <w:sz w:val="22"/>
         </w:rPr>
         <w:t>2. Nilai-nilai Standard (verbatim CoCU)</w:t>
       </w:r>
@@ -1701,6 +2996,7 @@
       <w:tblPr>
         <w:tblStyle w:val="TableGrid"/>
         <w:tblW w:type="auto" w:w="0"/>
+        <w:tblLayout w:type="autofit"/>
         <w:tblLook w:firstColumn="1" w:firstRow="1" w:lastColumn="0" w:lastRow="0" w:noHBand="0" w:noVBand="1" w:val="04A0"/>
       </w:tblPr>
       <w:tblGrid>
@@ -1708,12 +3004,29 @@
         <w:gridCol w:w="4656"/>
       </w:tblGrid>
       <w:tr>
+        <w:trPr>
+          <w:tblHeader w:val="true"/>
+          <w:cantSplit w:val="true"/>
+        </w:trPr>
         <w:tc>
           <w:tcPr>
             <w:tcW w:type="dxa" w:w="4656"/>
+            <w:tcMar>
+              <w:top w:w="57" w:type="dxa"/>
+              <w:left w:w="57" w:type="dxa"/>
+              <w:bottom w:w="57" w:type="dxa"/>
+              <w:right w:w="57" w:type="dxa"/>
+            </w:tcMar>
+            <w:shd w:val="clear" w:color="auto" w:fill="D9D9D9"/>
           </w:tcPr>
           <w:p>
             <w:r>
+              <w:rPr>
+                <w:rFonts w:ascii="Arial" w:hAnsi="Arial" w:cs="Arial"/>
+                <w:b/>
+                <w:color w:val="000000"/>
+                <w:sz w:val="20"/>
+              </w:rPr>
               <w:t>Frame Dimension</w:t>
             </w:r>
           </w:p>
@@ -1721,21 +3034,48 @@
         <w:tc>
           <w:tcPr>
             <w:tcW w:type="dxa" w:w="4656"/>
+            <w:tcMar>
+              <w:top w:w="57" w:type="dxa"/>
+              <w:left w:w="57" w:type="dxa"/>
+              <w:bottom w:w="57" w:type="dxa"/>
+              <w:right w:w="57" w:type="dxa"/>
+            </w:tcMar>
+            <w:shd w:val="clear" w:color="auto" w:fill="D9D9D9"/>
           </w:tcPr>
           <w:p>
             <w:r>
+              <w:rPr>
+                <w:rFonts w:ascii="Arial" w:hAnsi="Arial" w:cs="Arial"/>
+                <w:b/>
+                <w:color w:val="000000"/>
+                <w:sz w:val="20"/>
+              </w:rPr>
               <w:t>Setara Standard</w:t>
             </w:r>
           </w:p>
         </w:tc>
       </w:tr>
       <w:tr>
+        <w:trPr>
+          <w:cantSplit w:val="true"/>
+        </w:trPr>
         <w:tc>
           <w:tcPr>
             <w:tcW w:type="dxa" w:w="4656"/>
+            <w:tcMar>
+              <w:top w:w="57" w:type="dxa"/>
+              <w:left w:w="57" w:type="dxa"/>
+              <w:bottom w:w="57" w:type="dxa"/>
+              <w:right w:w="57" w:type="dxa"/>
+            </w:tcMar>
           </w:tcPr>
           <w:p>
             <w:r>
+              <w:rPr>
+                <w:rFonts w:ascii="Arial" w:hAnsi="Arial" w:cs="Arial"/>
+                <w:color w:val="000000"/>
+                <w:sz w:val="20"/>
+              </w:rPr>
               <w:t>1920 x 1080</w:t>
             </w:r>
           </w:p>
@@ -1743,21 +3083,46 @@
         <w:tc>
           <w:tcPr>
             <w:tcW w:type="dxa" w:w="4656"/>
+            <w:tcMar>
+              <w:top w:w="57" w:type="dxa"/>
+              <w:left w:w="57" w:type="dxa"/>
+              <w:bottom w:w="57" w:type="dxa"/>
+              <w:right w:w="57" w:type="dxa"/>
+            </w:tcMar>
           </w:tcPr>
           <w:p>
             <w:r>
+              <w:rPr>
+                <w:rFonts w:ascii="Arial" w:hAnsi="Arial" w:cs="Arial"/>
+                <w:color w:val="000000"/>
+                <w:sz w:val="20"/>
+              </w:rPr>
               <w:t>Full HD 16:9</w:t>
             </w:r>
           </w:p>
         </w:tc>
       </w:tr>
       <w:tr>
+        <w:trPr>
+          <w:cantSplit w:val="true"/>
+        </w:trPr>
         <w:tc>
           <w:tcPr>
             <w:tcW w:type="dxa" w:w="4656"/>
+            <w:tcMar>
+              <w:top w:w="57" w:type="dxa"/>
+              <w:left w:w="57" w:type="dxa"/>
+              <w:bottom w:w="57" w:type="dxa"/>
+              <w:right w:w="57" w:type="dxa"/>
+            </w:tcMar>
           </w:tcPr>
           <w:p>
             <w:r>
+              <w:rPr>
+                <w:rFonts w:ascii="Arial" w:hAnsi="Arial" w:cs="Arial"/>
+                <w:color w:val="000000"/>
+                <w:sz w:val="20"/>
+              </w:rPr>
               <w:t>1440 x 1080</w:t>
             </w:r>
           </w:p>
@@ -1765,21 +3130,46 @@
         <w:tc>
           <w:tcPr>
             <w:tcW w:type="dxa" w:w="4656"/>
+            <w:tcMar>
+              <w:top w:w="57" w:type="dxa"/>
+              <w:left w:w="57" w:type="dxa"/>
+              <w:bottom w:w="57" w:type="dxa"/>
+              <w:right w:w="57" w:type="dxa"/>
+            </w:tcMar>
           </w:tcPr>
           <w:p>
             <w:r>
+              <w:rPr>
+                <w:rFonts w:ascii="Arial" w:hAnsi="Arial" w:cs="Arial"/>
+                <w:color w:val="000000"/>
+                <w:sz w:val="20"/>
+              </w:rPr>
               <w:t>HDV/anamorphic 16:9 (piksel bukan segi empat sama)</w:t>
             </w:r>
           </w:p>
         </w:tc>
       </w:tr>
       <w:tr>
+        <w:trPr>
+          <w:cantSplit w:val="true"/>
+        </w:trPr>
         <w:tc>
           <w:tcPr>
             <w:tcW w:type="dxa" w:w="4656"/>
+            <w:tcMar>
+              <w:top w:w="57" w:type="dxa"/>
+              <w:left w:w="57" w:type="dxa"/>
+              <w:bottom w:w="57" w:type="dxa"/>
+              <w:right w:w="57" w:type="dxa"/>
+            </w:tcMar>
           </w:tcPr>
           <w:p>
             <w:r>
+              <w:rPr>
+                <w:rFonts w:ascii="Arial" w:hAnsi="Arial" w:cs="Arial"/>
+                <w:color w:val="000000"/>
+                <w:sz w:val="20"/>
+              </w:rPr>
               <w:t>1270 x 720</w:t>
             </w:r>
           </w:p>
@@ -1787,21 +3177,46 @@
         <w:tc>
           <w:tcPr>
             <w:tcW w:type="dxa" w:w="4656"/>
+            <w:tcMar>
+              <w:top w:w="57" w:type="dxa"/>
+              <w:left w:w="57" w:type="dxa"/>
+              <w:bottom w:w="57" w:type="dxa"/>
+              <w:right w:w="57" w:type="dxa"/>
+            </w:tcMar>
           </w:tcPr>
           <w:p>
             <w:r>
+              <w:rPr>
+                <w:rFonts w:ascii="Arial" w:hAnsi="Arial" w:cs="Arial"/>
+                <w:color w:val="000000"/>
+                <w:sz w:val="20"/>
+              </w:rPr>
               <w:t>HD 16:9 (nota: nilai piawai sebenar 1280x720; angka 1270 seperti dinyatakan dalam CoCU)</w:t>
             </w:r>
           </w:p>
         </w:tc>
       </w:tr>
       <w:tr>
+        <w:trPr>
+          <w:cantSplit w:val="true"/>
+        </w:trPr>
         <w:tc>
           <w:tcPr>
             <w:tcW w:type="dxa" w:w="4656"/>
+            <w:tcMar>
+              <w:top w:w="57" w:type="dxa"/>
+              <w:left w:w="57" w:type="dxa"/>
+              <w:bottom w:w="57" w:type="dxa"/>
+              <w:right w:w="57" w:type="dxa"/>
+            </w:tcMar>
           </w:tcPr>
           <w:p>
             <w:r>
+              <w:rPr>
+                <w:rFonts w:ascii="Arial" w:hAnsi="Arial" w:cs="Arial"/>
+                <w:color w:val="000000"/>
+                <w:sz w:val="20"/>
+              </w:rPr>
               <w:t>720 x 576</w:t>
             </w:r>
           </w:p>
@@ -1809,21 +3224,46 @@
         <w:tc>
           <w:tcPr>
             <w:tcW w:type="dxa" w:w="4656"/>
+            <w:tcMar>
+              <w:top w:w="57" w:type="dxa"/>
+              <w:left w:w="57" w:type="dxa"/>
+              <w:bottom w:w="57" w:type="dxa"/>
+              <w:right w:w="57" w:type="dxa"/>
+            </w:tcMar>
           </w:tcPr>
           <w:p>
             <w:r>
+              <w:rPr>
+                <w:rFonts w:ascii="Arial" w:hAnsi="Arial" w:cs="Arial"/>
+                <w:color w:val="000000"/>
+                <w:sz w:val="20"/>
+              </w:rPr>
               <w:t>SD PAL 4:3/16:9</w:t>
             </w:r>
           </w:p>
         </w:tc>
       </w:tr>
       <w:tr>
+        <w:trPr>
+          <w:cantSplit w:val="true"/>
+        </w:trPr>
         <w:tc>
           <w:tcPr>
             <w:tcW w:type="dxa" w:w="4656"/>
+            <w:tcMar>
+              <w:top w:w="57" w:type="dxa"/>
+              <w:left w:w="57" w:type="dxa"/>
+              <w:bottom w:w="57" w:type="dxa"/>
+              <w:right w:w="57" w:type="dxa"/>
+            </w:tcMar>
           </w:tcPr>
           <w:p>
             <w:r>
+              <w:rPr>
+                <w:rFonts w:ascii="Arial" w:hAnsi="Arial" w:cs="Arial"/>
+                <w:color w:val="000000"/>
+                <w:sz w:val="20"/>
+              </w:rPr>
               <w:t>720 x 480</w:t>
             </w:r>
           </w:p>
@@ -1831,9 +3271,20 @@
         <w:tc>
           <w:tcPr>
             <w:tcW w:type="dxa" w:w="4656"/>
+            <w:tcMar>
+              <w:top w:w="57" w:type="dxa"/>
+              <w:left w:w="57" w:type="dxa"/>
+              <w:bottom w:w="57" w:type="dxa"/>
+              <w:right w:w="57" w:type="dxa"/>
+            </w:tcMar>
           </w:tcPr>
           <w:p>
             <w:r>
+              <w:rPr>
+                <w:rFonts w:ascii="Arial" w:hAnsi="Arial" w:cs="Arial"/>
+                <w:color w:val="000000"/>
+                <w:sz w:val="20"/>
+              </w:rPr>
               <w:t>SD NTSC 4:3/16:9</w:t>
             </w:r>
           </w:p>
@@ -1841,37 +3292,74 @@
       </w:tr>
     </w:tbl>
     <w:p>
+      <w:pPr>
+        <w:spacing w:before="120" w:after="120" w:line="276" w:lineRule="auto"/>
+        <w:jc w:val="left"/>
+      </w:pPr>
       <w:r>
         <w:rPr>
+          <w:rFonts w:ascii="Arial" w:hAnsi="Arial" w:cs="Arial"/>
           <w:b/>
-          <w:sz w:val="26"/>
+          <w:color w:val="000000"/>
+          <w:sz w:val="22"/>
         </w:rPr>
         <w:t>3. Kaitan dengan Sequence Settings</w:t>
       </w:r>
     </w:p>
     <w:p>
+      <w:pPr>
+        <w:spacing w:line="276" w:lineRule="auto" w:after="120"/>
+        <w:jc w:val="left"/>
+      </w:pPr>
       <w:r>
+        <w:rPr>
+          <w:rFonts w:ascii="Arial" w:hAnsi="Arial" w:cs="Arial"/>
+          <w:color w:val="000000"/>
+          <w:sz w:val="22"/>
+        </w:rPr>
         <w:t>Frame dimension mesti sepadan dengan sequence settings dalam perisian editing (NLE) supaya bahan sumber tidak dipaparkan dengan herotan (distortion) atau kualiti terjejas akibat scaling yang tidak betul. Bahan berpiksel bukan segi empat sama (contoh: 1440x1080 HDV) memerlukan tetapan pixel aspect ratio yang betul dalam perisian editing untuk memastikan paparan kekal berkadar (proportional).</w:t>
       </w:r>
     </w:p>
     <w:p>
+      <w:pPr>
+        <w:spacing w:before="120" w:after="120" w:line="276" w:lineRule="auto"/>
+        <w:jc w:val="left"/>
+      </w:pPr>
       <w:r>
         <w:rPr>
+          <w:rFonts w:ascii="Arial" w:hAnsi="Arial" w:cs="Arial"/>
           <w:b/>
-          <w:sz w:val="26"/>
+          <w:color w:val="000000"/>
+          <w:sz w:val="22"/>
         </w:rPr>
         <w:t>4. Rumusan</w:t>
       </w:r>
     </w:p>
     <w:p>
+      <w:pPr>
+        <w:spacing w:line="276" w:lineRule="auto" w:after="120"/>
+        <w:jc w:val="left"/>
+      </w:pPr>
       <w:r>
+        <w:rPr>
+          <w:rFonts w:ascii="Arial" w:hAnsi="Arial" w:cs="Arial"/>
+          <w:color w:val="000000"/>
+          <w:sz w:val="22"/>
+        </w:rPr>
         <w:t>Frame dimension yang disahkan awal dan sepadan dengan sequence settings mengelakkan herotan dan kemerosotan kualiti visual akibat scaling yang tidak betul.</w:t>
       </w:r>
     </w:p>
     <w:p>
+      <w:pPr>
+        <w:spacing w:before="120" w:after="120" w:line="276" w:lineRule="auto"/>
+        <w:jc w:val="left"/>
+      </w:pPr>
       <w:r>
         <w:rPr>
+          <w:rFonts w:ascii="Arial" w:hAnsi="Arial" w:cs="Arial"/>
           <w:b/>
+          <w:color w:val="000000"/>
+          <w:sz w:val="22"/>
         </w:rPr>
         <w:t>SOALAN:</w:t>
       </w:r>
@@ -1879,97 +3367,213 @@
     <w:p>
       <w:pPr>
         <w:pStyle w:val="ListParagraph"/>
+        <w:spacing w:line="276" w:lineRule="auto" w:after="40"/>
+        <w:ind w:left="357" w:hanging="357"/>
+        <w:jc w:val="left"/>
       </w:pPr>
       <w:r>
+        <w:rPr>
+          <w:rFonts w:ascii="Arial" w:hAnsi="Arial" w:cs="Arial"/>
+          <w:color w:val="000000"/>
+          <w:sz w:val="22"/>
+        </w:rPr>
         <w:t>• Mengapa Editor perlu mengenal pasti frame rate bahan sumber sebelum memasukkannya ke dalam timeline projek?</w:t>
       </w:r>
     </w:p>
     <w:p>
+      <w:pPr>
+        <w:spacing w:line="276" w:lineRule="auto" w:after="120"/>
+        <w:jc w:val="left"/>
+      </w:pPr>
       <w:r>
+        <w:rPr>
+          <w:rFonts w:ascii="Arial" w:hAnsi="Arial" w:cs="Arial"/>
+          <w:color w:val="000000"/>
+          <w:sz w:val="22"/>
+        </w:rPr>
         <w:t>Jawapan model: Kerana ketidaksepadanan frame rate antara sumber dan sequence projek boleh menyebabkan pergerakan tidak lancar (stutter/judder) dan ralat sinkronisasi audio-visual; percanggahan ini perlu dikenal pasti awal supaya proses frame rate conversion dapat dirancang sebelum editing dimulakan.</w:t>
       </w:r>
     </w:p>
     <w:p>
       <w:pPr>
         <w:pStyle w:val="ListParagraph"/>
+        <w:spacing w:line="276" w:lineRule="auto" w:after="40"/>
+        <w:ind w:left="357" w:hanging="357"/>
+        <w:jc w:val="left"/>
       </w:pPr>
       <w:r>
+        <w:rPr>
+          <w:rFonts w:ascii="Arial" w:hAnsi="Arial" w:cs="Arial"/>
+          <w:color w:val="000000"/>
+          <w:sz w:val="22"/>
+        </w:rPr>
         <w:t>• Apakah perbezaan antara scanning lines interlaced dan progressive, dan berikan satu contoh masalah jika kedua-duanya dicampur tanpa penukaran yang betul.</w:t>
       </w:r>
     </w:p>
     <w:p>
+      <w:pPr>
+        <w:spacing w:line="276" w:lineRule="auto" w:after="120"/>
+        <w:jc w:val="left"/>
+      </w:pPr>
       <w:r>
+        <w:rPr>
+          <w:rFonts w:ascii="Arial" w:hAnsi="Arial" w:cs="Arial"/>
+          <w:color w:val="000000"/>
+          <w:sz w:val="22"/>
+        </w:rPr>
         <w:t>Jawapan model: Interlaced memaparkan bingkai dalam dua medan berselang-seli manakala progressive memaparkan bingkai penuh serentak. Jika dicampur tanpa deinterlacing yang betul, hasil akhir akan menunjukkan kesan "combing" (garis bergerigi) pada pergerakan pantas.</w:t>
       </w:r>
     </w:p>
     <w:p>
       <w:pPr>
         <w:pStyle w:val="ListParagraph"/>
+        <w:spacing w:line="276" w:lineRule="auto" w:after="40"/>
+        <w:ind w:left="357" w:hanging="357"/>
+        <w:jc w:val="left"/>
       </w:pPr>
       <w:r>
+        <w:rPr>
+          <w:rFonts w:ascii="Arial" w:hAnsi="Arial" w:cs="Arial"/>
+          <w:color w:val="000000"/>
+          <w:sz w:val="22"/>
+        </w:rPr>
         <w:t>• Berikan satu situasi di mana Editor perlu membuat keputusan antara letter box, pillar box, atau crop, dan terangkan pertimbangannya.</w:t>
       </w:r>
     </w:p>
     <w:p>
+      <w:pPr>
+        <w:spacing w:line="276" w:lineRule="auto" w:after="120"/>
+        <w:jc w:val="left"/>
+      </w:pPr>
       <w:r>
+        <w:rPr>
+          <w:rFonts w:ascii="Arial" w:hAnsi="Arial" w:cs="Arial"/>
+          <w:color w:val="000000"/>
+          <w:sz w:val="22"/>
+        </w:rPr>
         <w:t>Jawapan model: Apabila menggabungkan footage arkib 4:3 ke dalam projek output 16:9 moden, Editor perlu memilih letter box (kekalkan keseluruhan imej dengan jalur hitam) untuk mengekalkan integriti visual asal, atau crop (potong bahagian tepi) jika komposisi tengah shot masih memadai tanpa jalur hitam — pilihan bergantung kepada arahan kreatif Director dan kepentingan kandungan di tepi bingkai asal.</w:t>
       </w:r>
     </w:p>
     <w:p>
+      <w:pPr>
+        <w:spacing w:before="120" w:after="120" w:line="276" w:lineRule="auto"/>
+        <w:jc w:val="left"/>
+      </w:pPr>
       <w:r>
         <w:rPr>
+          <w:rFonts w:ascii="Arial" w:hAnsi="Arial" w:cs="Arial"/>
           <w:b/>
+          <w:color w:val="000000"/>
+          <w:sz w:val="22"/>
         </w:rPr>
         <w:t>RUJUKAN:</w:t>
       </w:r>
     </w:p>
     <w:p>
+      <w:pPr>
+        <w:spacing w:line="276" w:lineRule="auto" w:after="120"/>
+        <w:jc w:val="left"/>
+      </w:pPr>
       <w:r>
+        <w:rPr>
+          <w:rFonts w:ascii="Arial" w:hAnsi="Arial" w:cs="Arial"/>
+          <w:color w:val="000000"/>
+          <w:sz w:val="22"/>
+        </w:rPr>
         <w:t>Rujukan CoCU (verbatim, dikongsi bersama semua CU IT-072-3:2012 termasuk C01):</w:t>
       </w:r>
     </w:p>
     <w:p>
       <w:pPr>
         <w:pStyle w:val="ListParagraph"/>
+        <w:spacing w:line="276" w:lineRule="auto" w:after="40"/>
+        <w:ind w:left="357" w:hanging="357"/>
+        <w:jc w:val="left"/>
       </w:pPr>
       <w:r>
+        <w:rPr>
+          <w:rFonts w:ascii="Arial" w:hAnsi="Arial" w:cs="Arial"/>
+          <w:color w:val="000000"/>
+          <w:sz w:val="22"/>
+        </w:rPr>
         <w:t>• Peter Wells (Sep 24, 2007), *Digital Video Editing: A User's Guide*. 1st Ed. Crowood Press, ISBN: 978-1861269522</w:t>
       </w:r>
     </w:p>
     <w:p>
       <w:pPr>
         <w:pStyle w:val="ListParagraph"/>
+        <w:spacing w:line="276" w:lineRule="auto" w:after="40"/>
+        <w:ind w:left="357" w:hanging="357"/>
+        <w:jc w:val="left"/>
       </w:pPr>
       <w:r>
+        <w:rPr>
+          <w:rFonts w:ascii="Arial" w:hAnsi="Arial" w:cs="Arial"/>
+          <w:color w:val="000000"/>
+          <w:sz w:val="22"/>
+        </w:rPr>
         <w:t>• Sam Kauffmann and Ashley Kennedy (Jul 6, 2012), *Avid Editing: A Guide for Beginning and Intermediate Users*. 4th Ed. Focal Press, ISBN: 978-0240818566</w:t>
       </w:r>
     </w:p>
     <w:p>
       <w:pPr>
         <w:pStyle w:val="ListParagraph"/>
+        <w:spacing w:line="276" w:lineRule="auto" w:after="40"/>
+        <w:ind w:left="357" w:hanging="357"/>
+        <w:jc w:val="left"/>
       </w:pPr>
       <w:r>
+        <w:rPr>
+          <w:rFonts w:ascii="Arial" w:hAnsi="Arial" w:cs="Arial"/>
+          <w:color w:val="000000"/>
+          <w:sz w:val="22"/>
+        </w:rPr>
         <w:t>• Ken Dancyger (Nov 24, 2010), *The Technique of Film and Video Editing, Fifth Edition: History, Theory, and Practice*. Focal Press, ISBN: 978-0240813974</w:t>
       </w:r>
     </w:p>
     <w:p>
+      <w:pPr>
+        <w:spacing w:line="276" w:lineRule="auto" w:after="120"/>
+        <w:jc w:val="left"/>
+      </w:pPr>
       <w:r>
+        <w:rPr>
+          <w:rFonts w:ascii="Arial" w:hAnsi="Arial" w:cs="Arial"/>
+          <w:color w:val="000000"/>
+          <w:sz w:val="22"/>
+        </w:rPr>
         <w:t>Tambahan (rujukan umum industri, disahkan wujud):</w:t>
       </w:r>
     </w:p>
     <w:p>
       <w:pPr>
         <w:pStyle w:val="ListParagraph"/>
+        <w:spacing w:line="276" w:lineRule="auto" w:after="40"/>
+        <w:ind w:left="357" w:hanging="357"/>
+        <w:jc w:val="left"/>
       </w:pPr>
       <w:r>
+        <w:rPr>
+          <w:rFonts w:ascii="Arial" w:hAnsi="Arial" w:cs="Arial"/>
+          <w:color w:val="000000"/>
+          <w:sz w:val="22"/>
+        </w:rPr>
         <w:t>• Ascher, S., &amp; Pincus, E. (2012). *The Filmmaker's Handbook: A Comprehensive Guide for the Digital Age* (4th ed.). Plume.</w:t>
       </w:r>
     </w:p>
     <w:p>
       <w:pPr>
         <w:pStyle w:val="ListParagraph"/>
+        <w:spacing w:line="276" w:lineRule="auto" w:after="40"/>
+        <w:ind w:left="357" w:hanging="357"/>
+        <w:jc w:val="left"/>
       </w:pPr>
       <w:r>
+        <w:rPr>
+          <w:rFonts w:ascii="Arial" w:hAnsi="Arial" w:cs="Arial"/>
+          <w:color w:val="000000"/>
+          <w:sz w:val="22"/>
+        </w:rPr>
         <w:t>• Long, B., &amp; Schenk, S. (2010). *The Digital Filmmaking Handbook* (4th ed.). Course Technology PTR.</w:t>
       </w:r>
     </w:p>
